--- a/커뮤니케이터 채용공고 (신입 조정).docx
+++ b/커뮤니케이터 채용공고 (신입 조정).docx
@@ -137,7 +137,7 @@
         <w:rPr>
           <w:rFonts w:ascii="Noto Sans KR" w:cs="Noto Sans KR" w:eastAsia="Noto Sans KR" w:hAnsi="Noto Sans KR"/>
         </w:rPr>
-        <w:t xml:space="preserve">파트타임, 주 5일, 13:00~19:00 (하루 6시간, 주 30시간)</w:t>
+        <w:t xml:space="preserve">정규직 파트타임, 주 5일, 13:00~19:00 (하루 6시간, 주 30시간)</w:t>
       </w:r>
     </w:p>
     <w:p>
@@ -166,6 +166,62 @@
           <w:rFonts w:ascii="Noto Sans KR" w:cs="Noto Sans KR" w:eastAsia="Noto Sans KR" w:hAnsi="Noto Sans KR"/>
         </w:rPr>
         <w:t xml:space="preserve">월 1,642,500원 (시급 약 10,500원 수준, 주 30시간 기준)</w:t>
+      </w:r>
+    </w:p>
+    <w:p>
+      <w:pPr>
+        <w:spacing w:after="210"/>
+      </w:pPr>
+      <w:r>
+        <w:rPr>
+          <w:rFonts w:ascii="Noto Sans KR" w:cs="Noto Sans KR" w:eastAsia="Noto Sans KR" w:hAnsi="Noto Sans KR"/>
+          <w:b/>
+          <w:bCs/>
+        </w:rPr>
+        <w:t xml:space="preserve">수습 기간</w:t>
+      </w:r>
+    </w:p>
+    <w:p>
+      <w:pPr>
+        <w:pStyle w:val="ListParagraph"/>
+        <w:numPr>
+          <w:ilvl w:val="0"/>
+          <w:numId w:val="2"/>
+        </w:numPr>
+      </w:pPr>
+      <w:r>
+        <w:rPr>
+          <w:rFonts w:ascii="Noto Sans KR" w:cs="Noto Sans KR" w:eastAsia="Noto Sans KR" w:hAnsi="Noto Sans KR"/>
+        </w:rPr>
+        <w:t xml:space="preserve">3개월 (수습 기간 중 급여 차이 없음)</w:t>
+      </w:r>
+    </w:p>
+    <w:p>
+      <w:pPr>
+        <w:spacing w:after="210"/>
+      </w:pPr>
+      <w:r>
+        <w:rPr>
+          <w:rFonts w:ascii="Noto Sans KR" w:cs="Noto Sans KR" w:eastAsia="Noto Sans KR" w:hAnsi="Noto Sans KR"/>
+          <w:b/>
+          <w:bCs/>
+        </w:rPr>
+        <w:t xml:space="preserve">4대 보험</w:t>
+      </w:r>
+    </w:p>
+    <w:p>
+      <w:pPr>
+        <w:pStyle w:val="ListParagraph"/>
+        <w:numPr>
+          <w:ilvl w:val="0"/>
+          <w:numId w:val="2"/>
+        </w:numPr>
+      </w:pPr>
+      <w:r>
+        <w:rPr>
+          <w:rFonts w:ascii="Noto Sans KR" w:cs="Noto Sans KR" w:eastAsia="Noto Sans KR" w:hAnsi="Noto Sans KR"/>
+        </w:rPr>
+        <w:t xml:space="preserve">국민연금, 건강보험, 고용보험, 산재보험 모두 가입)</w:t>
       </w:r>
     </w:p>
     <w:p>
@@ -1249,7 +1305,7 @@
         <w:rPr>
           <w:rFonts w:ascii="Noto Sans KR" w:cs="Noto Sans KR" w:eastAsia="Noto Sans KR" w:hAnsi="Noto Sans KR"/>
         </w:rPr>
-        <w:t xml:space="preserve">A. 농부님들에게 오전 시간은 피크이기 때문입니다. 또한 교통체증 등을 피할 수 있어 오후 출근으로 정했습니다. 수습 종료 시 풀타임으로 갈 수 있는지 여부를 묻겠습니다.</w:t>
+        <w:t xml:space="preserve">A. 농부님들에게 오전 시간은 피크이기 때문입니다. 또한 교통체증 등을 피할 수 있어 오후 출근으로 정했습니다. 3개월 수습 기간 종료 후 풀타임 전환 여부를 함께 논의할 예정입니다.</w:t>
       </w:r>
     </w:p>
     <w:p>

--- a/커뮤니케이터 채용공고 (신입 조정).docx
+++ b/커뮤니케이터 채용공고 (신입 조정).docx
@@ -165,7 +165,7 @@
         <w:rPr>
           <w:rFonts w:ascii="Noto Sans KR" w:cs="Noto Sans KR" w:eastAsia="Noto Sans KR" w:hAnsi="Noto Sans KR"/>
         </w:rPr>
-        <w:t xml:space="preserve">월 1,642,500원 (시급 약 10,500원 수준, 주 30시간 기준)</w:t>
+        <w:t xml:space="preserve">연봉 2,800만 원 (월 약 2,333,000원, 주 30시간 기준)</w:t>
       </w:r>
     </w:p>
     <w:p>
@@ -221,7 +221,7 @@
         <w:rPr>
           <w:rFonts w:ascii="Noto Sans KR" w:cs="Noto Sans KR" w:eastAsia="Noto Sans KR" w:hAnsi="Noto Sans KR"/>
         </w:rPr>
-        <w:t xml:space="preserve">국민연금, 건강보험, 고용보험, 산재보험 모두 가입)</w:t>
+        <w:t xml:space="preserve">국민연금, 건강보험, 고용보험, 산재보험 모두 가입</w:t>
       </w:r>
     </w:p>
     <w:p>
@@ -281,7 +281,7 @@
         <w:pStyle w:val="ListParagraph"/>
         <w:numPr>
           <w:ilvl w:val="0"/>
-          <w:numId w:val="2"/>
+          <w:numId w:val="3"/>
         </w:numPr>
       </w:pPr>
       <w:r>
@@ -296,7 +296,7 @@
         <w:pStyle w:val="ListParagraph"/>
         <w:numPr>
           <w:ilvl w:val="0"/>
-          <w:numId w:val="2"/>
+          <w:numId w:val="3"/>
         </w:numPr>
       </w:pPr>
       <w:r>
@@ -311,7 +311,7 @@
         <w:pStyle w:val="ListParagraph"/>
         <w:numPr>
           <w:ilvl w:val="0"/>
-          <w:numId w:val="2"/>
+          <w:numId w:val="3"/>
         </w:numPr>
       </w:pPr>
       <w:r>
@@ -326,7 +326,7 @@
         <w:pStyle w:val="ListParagraph"/>
         <w:numPr>
           <w:ilvl w:val="0"/>
-          <w:numId w:val="2"/>
+          <w:numId w:val="3"/>
         </w:numPr>
       </w:pPr>
       <w:r>
@@ -383,7 +383,7 @@
           <w:b/>
           <w:bCs/>
         </w:rPr>
-        <w:t xml:space="preserve">[1~2개월] 적응기: </w:t>
+        <w:t xml:space="preserve">[1~3개월] 수습기: </w:t>
       </w:r>
       <w:r>
         <w:rPr>
@@ -391,20 +391,20 @@
           <w:b w:val="false"/>
           <w:bCs w:val="false"/>
         </w:rPr>
-        <w:t xml:space="preserve">응대 매뉴얼 숙지, 팀장과 함께 업무 흐름 파악, 기본 문의 응대 및 데이터 정리</w:t>
-      </w:r>
-    </w:p>
-    <w:p>
-      <w:pPr>
-        <w:spacing w:after="210"/>
-      </w:pPr>
-      <w:r>
-        <w:rPr>
-          <w:rFonts w:ascii="Noto Sans KR" w:cs="Noto Sans KR" w:eastAsia="Noto Sans KR" w:hAnsi="Noto Sans KR"/>
-          <w:b/>
-          <w:bCs/>
-        </w:rPr>
-        <w:t xml:space="preserve">[3~4개월] 안정기: </w:t>
+        <w:t xml:space="preserve">응대 매뉴얼 숙지, 팀장과 함께 업무 흐름 파악, 기본 문의 응대 및 데이터 정리. 수습 종료 시 업무 적응도를 함께 점검합니다.</w:t>
+      </w:r>
+    </w:p>
+    <w:p>
+      <w:pPr>
+        <w:spacing w:after="210"/>
+      </w:pPr>
+      <w:r>
+        <w:rPr>
+          <w:rFonts w:ascii="Noto Sans KR" w:cs="Noto Sans KR" w:eastAsia="Noto Sans KR" w:hAnsi="Noto Sans KR"/>
+          <w:b/>
+          <w:bCs/>
+        </w:rPr>
+        <w:t xml:space="preserve">[4~6개월] 안정기: </w:t>
       </w:r>
       <w:r>
         <w:rPr>
@@ -425,7 +425,7 @@
           <w:b/>
           <w:bCs/>
         </w:rPr>
-        <w:t xml:space="preserve">[5~6개월] 확장기: </w:t>
+        <w:t xml:space="preserve">[7개월~] 확장기: </w:t>
       </w:r>
       <w:r>
         <w:rPr>
@@ -456,7 +456,7 @@
         <w:pStyle w:val="ListParagraph"/>
         <w:numPr>
           <w:ilvl w:val="0"/>
-          <w:numId w:val="2"/>
+          <w:numId w:val="4"/>
         </w:numPr>
       </w:pPr>
       <w:r>
@@ -471,22 +471,7 @@
         <w:pStyle w:val="ListParagraph"/>
         <w:numPr>
           <w:ilvl w:val="0"/>
-          <w:numId w:val="2"/>
-        </w:numPr>
-      </w:pPr>
-      <w:r>
-        <w:rPr>
-          <w:rFonts w:ascii="Noto Sans KR" w:cs="Noto Sans KR" w:eastAsia="Noto Sans KR" w:hAnsi="Noto Sans KR"/>
-        </w:rPr>
-        <w:t xml:space="preserve">해외여행에 결격 사유가 없는 분</w:t>
-      </w:r>
-    </w:p>
-    <w:p>
-      <w:pPr>
-        <w:pStyle w:val="ListParagraph"/>
-        <w:numPr>
-          <w:ilvl w:val="0"/>
-          <w:numId w:val="2"/>
+          <w:numId w:val="4"/>
         </w:numPr>
       </w:pPr>
       <w:r>
@@ -501,7 +486,7 @@
         <w:pStyle w:val="ListParagraph"/>
         <w:numPr>
           <w:ilvl w:val="0"/>
-          <w:numId w:val="2"/>
+          <w:numId w:val="4"/>
         </w:numPr>
       </w:pPr>
       <w:r>
@@ -516,7 +501,7 @@
         <w:pStyle w:val="ListParagraph"/>
         <w:numPr>
           <w:ilvl w:val="0"/>
-          <w:numId w:val="2"/>
+          <w:numId w:val="4"/>
         </w:numPr>
       </w:pPr>
       <w:r>
@@ -531,7 +516,7 @@
         <w:pStyle w:val="ListParagraph"/>
         <w:numPr>
           <w:ilvl w:val="0"/>
-          <w:numId w:val="2"/>
+          <w:numId w:val="4"/>
         </w:numPr>
       </w:pPr>
       <w:r>
@@ -561,7 +546,7 @@
         <w:pStyle w:val="ListParagraph"/>
         <w:numPr>
           <w:ilvl w:val="0"/>
-          <w:numId w:val="2"/>
+          <w:numId w:val="5"/>
         </w:numPr>
       </w:pPr>
       <w:r>
@@ -576,7 +561,7 @@
         <w:pStyle w:val="ListParagraph"/>
         <w:numPr>
           <w:ilvl w:val="0"/>
-          <w:numId w:val="2"/>
+          <w:numId w:val="5"/>
         </w:numPr>
       </w:pPr>
       <w:r>
@@ -591,7 +576,7 @@
         <w:pStyle w:val="ListParagraph"/>
         <w:numPr>
           <w:ilvl w:val="0"/>
-          <w:numId w:val="2"/>
+          <w:numId w:val="5"/>
         </w:numPr>
       </w:pPr>
       <w:r>
@@ -606,7 +591,7 @@
         <w:pStyle w:val="ListParagraph"/>
         <w:numPr>
           <w:ilvl w:val="0"/>
-          <w:numId w:val="2"/>
+          <w:numId w:val="5"/>
         </w:numPr>
       </w:pPr>
       <w:r>
@@ -621,7 +606,7 @@
         <w:pStyle w:val="ListParagraph"/>
         <w:numPr>
           <w:ilvl w:val="0"/>
-          <w:numId w:val="2"/>
+          <w:numId w:val="5"/>
         </w:numPr>
       </w:pPr>
       <w:r>
@@ -651,7 +636,7 @@
         <w:pStyle w:val="ListParagraph"/>
         <w:numPr>
           <w:ilvl w:val="0"/>
-          <w:numId w:val="2"/>
+          <w:numId w:val="6"/>
         </w:numPr>
       </w:pPr>
       <w:r>
@@ -666,7 +651,7 @@
         <w:pStyle w:val="ListParagraph"/>
         <w:numPr>
           <w:ilvl w:val="0"/>
-          <w:numId w:val="2"/>
+          <w:numId w:val="6"/>
         </w:numPr>
       </w:pPr>
       <w:r>
@@ -681,7 +666,7 @@
         <w:pStyle w:val="ListParagraph"/>
         <w:numPr>
           <w:ilvl w:val="0"/>
-          <w:numId w:val="2"/>
+          <w:numId w:val="6"/>
         </w:numPr>
       </w:pPr>
       <w:r>
@@ -696,7 +681,7 @@
         <w:pStyle w:val="ListParagraph"/>
         <w:numPr>
           <w:ilvl w:val="0"/>
-          <w:numId w:val="2"/>
+          <w:numId w:val="6"/>
         </w:numPr>
       </w:pPr>
       <w:r>
@@ -711,7 +696,7 @@
         <w:pStyle w:val="ListParagraph"/>
         <w:numPr>
           <w:ilvl w:val="0"/>
-          <w:numId w:val="2"/>
+          <w:numId w:val="6"/>
         </w:numPr>
       </w:pPr>
       <w:r>
@@ -754,7 +739,7 @@
         <w:pStyle w:val="ListParagraph"/>
         <w:numPr>
           <w:ilvl w:val="0"/>
-          <w:numId w:val="2"/>
+          <w:numId w:val="7"/>
         </w:numPr>
       </w:pPr>
       <w:r>
@@ -782,7 +767,7 @@
         <w:pStyle w:val="ListParagraph"/>
         <w:numPr>
           <w:ilvl w:val="0"/>
-          <w:numId w:val="2"/>
+          <w:numId w:val="8"/>
         </w:numPr>
       </w:pPr>
       <w:r>
@@ -810,7 +795,7 @@
         <w:pStyle w:val="ListParagraph"/>
         <w:numPr>
           <w:ilvl w:val="0"/>
-          <w:numId w:val="2"/>
+          <w:numId w:val="9"/>
         </w:numPr>
       </w:pPr>
       <w:r>
@@ -838,7 +823,7 @@
         <w:pStyle w:val="ListParagraph"/>
         <w:numPr>
           <w:ilvl w:val="0"/>
-          <w:numId w:val="2"/>
+          <w:numId w:val="10"/>
         </w:numPr>
       </w:pPr>
       <w:r>
@@ -853,7 +838,7 @@
         <w:pStyle w:val="ListParagraph"/>
         <w:numPr>
           <w:ilvl w:val="0"/>
-          <w:numId w:val="2"/>
+          <w:numId w:val="10"/>
         </w:numPr>
       </w:pPr>
       <w:r>
@@ -868,7 +853,7 @@
         <w:pStyle w:val="ListParagraph"/>
         <w:numPr>
           <w:ilvl w:val="0"/>
-          <w:numId w:val="2"/>
+          <w:numId w:val="10"/>
         </w:numPr>
       </w:pPr>
       <w:r>
@@ -883,7 +868,7 @@
         <w:pStyle w:val="ListParagraph"/>
         <w:numPr>
           <w:ilvl w:val="0"/>
-          <w:numId w:val="2"/>
+          <w:numId w:val="10"/>
         </w:numPr>
       </w:pPr>
       <w:r>
@@ -911,7 +896,7 @@
         <w:pStyle w:val="ListParagraph"/>
         <w:numPr>
           <w:ilvl w:val="0"/>
-          <w:numId w:val="2"/>
+          <w:numId w:val="11"/>
         </w:numPr>
       </w:pPr>
       <w:r>
@@ -926,7 +911,7 @@
         <w:pStyle w:val="ListParagraph"/>
         <w:numPr>
           <w:ilvl w:val="0"/>
-          <w:numId w:val="2"/>
+          <w:numId w:val="11"/>
         </w:numPr>
       </w:pPr>
       <w:r>
@@ -941,7 +926,7 @@
         <w:pStyle w:val="ListParagraph"/>
         <w:numPr>
           <w:ilvl w:val="0"/>
-          <w:numId w:val="2"/>
+          <w:numId w:val="11"/>
         </w:numPr>
       </w:pPr>
       <w:r>
@@ -956,7 +941,7 @@
         <w:pStyle w:val="ListParagraph"/>
         <w:numPr>
           <w:ilvl w:val="0"/>
-          <w:numId w:val="2"/>
+          <w:numId w:val="11"/>
         </w:numPr>
       </w:pPr>
       <w:r>
@@ -971,7 +956,7 @@
         <w:pStyle w:val="ListParagraph"/>
         <w:numPr>
           <w:ilvl w:val="0"/>
-          <w:numId w:val="2"/>
+          <w:numId w:val="11"/>
         </w:numPr>
       </w:pPr>
       <w:r>
@@ -1001,7 +986,7 @@
         <w:pStyle w:val="ListParagraph"/>
         <w:numPr>
           <w:ilvl w:val="0"/>
-          <w:numId w:val="2"/>
+          <w:numId w:val="12"/>
         </w:numPr>
       </w:pPr>
       <w:r>
@@ -1016,7 +1001,7 @@
         <w:pStyle w:val="ListParagraph"/>
         <w:numPr>
           <w:ilvl w:val="0"/>
-          <w:numId w:val="2"/>
+          <w:numId w:val="12"/>
         </w:numPr>
       </w:pPr>
       <w:r>
@@ -1031,7 +1016,7 @@
         <w:pStyle w:val="ListParagraph"/>
         <w:numPr>
           <w:ilvl w:val="0"/>
-          <w:numId w:val="2"/>
+          <w:numId w:val="12"/>
         </w:numPr>
       </w:pPr>
       <w:r>
@@ -1061,7 +1046,7 @@
         <w:pStyle w:val="ListParagraph"/>
         <w:numPr>
           <w:ilvl w:val="0"/>
-          <w:numId w:val="2"/>
+          <w:numId w:val="13"/>
         </w:numPr>
       </w:pPr>
       <w:r>
@@ -1076,7 +1061,7 @@
         <w:pStyle w:val="ListParagraph"/>
         <w:numPr>
           <w:ilvl w:val="0"/>
-          <w:numId w:val="2"/>
+          <w:numId w:val="13"/>
         </w:numPr>
       </w:pPr>
       <w:r>
@@ -1091,7 +1076,7 @@
         <w:pStyle w:val="ListParagraph"/>
         <w:numPr>
           <w:ilvl w:val="0"/>
-          <w:numId w:val="2"/>
+          <w:numId w:val="13"/>
         </w:numPr>
       </w:pPr>
       <w:r>
@@ -1209,7 +1194,7 @@
         <w:rPr>
           <w:rFonts w:ascii="Noto Sans KR" w:cs="Noto Sans KR" w:eastAsia="Noto Sans KR" w:hAnsi="Noto Sans KR"/>
         </w:rPr>
-        <w:t xml:space="preserve">A. 실제 농사를 짓는 생산자분들의 피크타임은 오전이라, 오후에 소통과 정리 업무가 더 효율적으로 이뤄집니다. 수습 기간이 끝난 뒤에는 풀타임 전환 여부를 함께 논의할 예정입니다.</w:t>
+        <w:t xml:space="preserve">A. 실제 농사를 짓는 생산자분들의 피크타임은 오전이라, 오후에 소통과 정리 업무가 더 효율적으로 이뤄집니다. 3개월 수습 기간 종료 후 풀타임 전환 여부를 함께 논의할 예정입니다.</w:t>
       </w:r>
     </w:p>
     <w:p>
@@ -1365,7 +1350,7 @@
         <w:pStyle w:val="ListParagraph"/>
         <w:numPr>
           <w:ilvl w:val="0"/>
-          <w:numId w:val="2"/>
+          <w:numId w:val="14"/>
         </w:numPr>
       </w:pPr>
       <w:r>
@@ -1393,7 +1378,7 @@
         <w:pStyle w:val="ListParagraph"/>
         <w:numPr>
           <w:ilvl w:val="0"/>
-          <w:numId w:val="2"/>
+          <w:numId w:val="15"/>
         </w:numPr>
       </w:pPr>
       <w:r>
@@ -1408,7 +1393,7 @@
         <w:pStyle w:val="ListParagraph"/>
         <w:numPr>
           <w:ilvl w:val="0"/>
-          <w:numId w:val="2"/>
+          <w:numId w:val="15"/>
         </w:numPr>
       </w:pPr>
       <w:r>
@@ -1423,7 +1408,7 @@
         <w:pStyle w:val="ListParagraph"/>
         <w:numPr>
           <w:ilvl w:val="0"/>
-          <w:numId w:val="2"/>
+          <w:numId w:val="15"/>
         </w:numPr>
       </w:pPr>
       <w:r>
@@ -1619,6 +1604,162 @@
       </w:pPr>
     </w:lvl>
   </w:abstractNum>
+  <w:abstractNum w:abstractNumId="3" w15:restartNumberingAfterBreak="0">
+    <w:multiLevelType w:val="hybridMultilevel"/>
+    <w:lvl w:ilvl="0" w15:tentative="1">
+      <w:start w:val="1"/>
+      <w:numFmt w:val="decimal"/>
+      <w:lvlText w:val="%1."/>
+      <w:lvlJc w:val="left"/>
+      <w:pPr>
+        <w:ind w:left="720" w:hanging="360"/>
+      </w:pPr>
+    </w:lvl>
+  </w:abstractNum>
+  <w:abstractNum w:abstractNumId="4" w15:restartNumberingAfterBreak="0">
+    <w:multiLevelType w:val="hybridMultilevel"/>
+    <w:lvl w:ilvl="0" w15:tentative="1">
+      <w:start w:val="1"/>
+      <w:numFmt w:val="decimal"/>
+      <w:lvlText w:val="%1."/>
+      <w:lvlJc w:val="left"/>
+      <w:pPr>
+        <w:ind w:left="720" w:hanging="360"/>
+      </w:pPr>
+    </w:lvl>
+  </w:abstractNum>
+  <w:abstractNum w:abstractNumId="5" w15:restartNumberingAfterBreak="0">
+    <w:multiLevelType w:val="hybridMultilevel"/>
+    <w:lvl w:ilvl="0" w15:tentative="1">
+      <w:start w:val="1"/>
+      <w:numFmt w:val="decimal"/>
+      <w:lvlText w:val="%1."/>
+      <w:lvlJc w:val="left"/>
+      <w:pPr>
+        <w:ind w:left="720" w:hanging="360"/>
+      </w:pPr>
+    </w:lvl>
+  </w:abstractNum>
+  <w:abstractNum w:abstractNumId="6" w15:restartNumberingAfterBreak="0">
+    <w:multiLevelType w:val="hybridMultilevel"/>
+    <w:lvl w:ilvl="0" w15:tentative="1">
+      <w:start w:val="1"/>
+      <w:numFmt w:val="decimal"/>
+      <w:lvlText w:val="%1."/>
+      <w:lvlJc w:val="left"/>
+      <w:pPr>
+        <w:ind w:left="720" w:hanging="360"/>
+      </w:pPr>
+    </w:lvl>
+  </w:abstractNum>
+  <w:abstractNum w:abstractNumId="7" w15:restartNumberingAfterBreak="0">
+    <w:multiLevelType w:val="hybridMultilevel"/>
+    <w:lvl w:ilvl="0" w15:tentative="1">
+      <w:start w:val="1"/>
+      <w:numFmt w:val="decimal"/>
+      <w:lvlText w:val="%1."/>
+      <w:lvlJc w:val="left"/>
+      <w:pPr>
+        <w:ind w:left="720" w:hanging="360"/>
+      </w:pPr>
+    </w:lvl>
+  </w:abstractNum>
+  <w:abstractNum w:abstractNumId="8" w15:restartNumberingAfterBreak="0">
+    <w:multiLevelType w:val="hybridMultilevel"/>
+    <w:lvl w:ilvl="0" w15:tentative="1">
+      <w:start w:val="1"/>
+      <w:numFmt w:val="decimal"/>
+      <w:lvlText w:val="%1."/>
+      <w:lvlJc w:val="left"/>
+      <w:pPr>
+        <w:ind w:left="720" w:hanging="360"/>
+      </w:pPr>
+    </w:lvl>
+  </w:abstractNum>
+  <w:abstractNum w:abstractNumId="9" w15:restartNumberingAfterBreak="0">
+    <w:multiLevelType w:val="hybridMultilevel"/>
+    <w:lvl w:ilvl="0" w15:tentative="1">
+      <w:start w:val="1"/>
+      <w:numFmt w:val="decimal"/>
+      <w:lvlText w:val="%1."/>
+      <w:lvlJc w:val="left"/>
+      <w:pPr>
+        <w:ind w:left="720" w:hanging="360"/>
+      </w:pPr>
+    </w:lvl>
+  </w:abstractNum>
+  <w:abstractNum w:abstractNumId="10" w15:restartNumberingAfterBreak="0">
+    <w:multiLevelType w:val="hybridMultilevel"/>
+    <w:lvl w:ilvl="0" w15:tentative="1">
+      <w:start w:val="1"/>
+      <w:numFmt w:val="decimal"/>
+      <w:lvlText w:val="%1."/>
+      <w:lvlJc w:val="left"/>
+      <w:pPr>
+        <w:ind w:left="720" w:hanging="360"/>
+      </w:pPr>
+    </w:lvl>
+  </w:abstractNum>
+  <w:abstractNum w:abstractNumId="11" w15:restartNumberingAfterBreak="0">
+    <w:multiLevelType w:val="hybridMultilevel"/>
+    <w:lvl w:ilvl="0" w15:tentative="1">
+      <w:start w:val="1"/>
+      <w:numFmt w:val="decimal"/>
+      <w:lvlText w:val="%1."/>
+      <w:lvlJc w:val="left"/>
+      <w:pPr>
+        <w:ind w:left="720" w:hanging="360"/>
+      </w:pPr>
+    </w:lvl>
+  </w:abstractNum>
+  <w:abstractNum w:abstractNumId="12" w15:restartNumberingAfterBreak="0">
+    <w:multiLevelType w:val="hybridMultilevel"/>
+    <w:lvl w:ilvl="0" w15:tentative="1">
+      <w:start w:val="1"/>
+      <w:numFmt w:val="decimal"/>
+      <w:lvlText w:val="%1."/>
+      <w:lvlJc w:val="left"/>
+      <w:pPr>
+        <w:ind w:left="720" w:hanging="360"/>
+      </w:pPr>
+    </w:lvl>
+  </w:abstractNum>
+  <w:abstractNum w:abstractNumId="13" w15:restartNumberingAfterBreak="0">
+    <w:multiLevelType w:val="hybridMultilevel"/>
+    <w:lvl w:ilvl="0" w15:tentative="1">
+      <w:start w:val="1"/>
+      <w:numFmt w:val="decimal"/>
+      <w:lvlText w:val="%1."/>
+      <w:lvlJc w:val="left"/>
+      <w:pPr>
+        <w:ind w:left="720" w:hanging="360"/>
+      </w:pPr>
+    </w:lvl>
+  </w:abstractNum>
+  <w:abstractNum w:abstractNumId="14" w15:restartNumberingAfterBreak="0">
+    <w:multiLevelType w:val="hybridMultilevel"/>
+    <w:lvl w:ilvl="0" w15:tentative="1">
+      <w:start w:val="1"/>
+      <w:numFmt w:val="decimal"/>
+      <w:lvlText w:val="%1."/>
+      <w:lvlJc w:val="left"/>
+      <w:pPr>
+        <w:ind w:left="720" w:hanging="360"/>
+      </w:pPr>
+    </w:lvl>
+  </w:abstractNum>
+  <w:abstractNum w:abstractNumId="15" w15:restartNumberingAfterBreak="0">
+    <w:multiLevelType w:val="hybridMultilevel"/>
+    <w:lvl w:ilvl="0" w15:tentative="1">
+      <w:start w:val="1"/>
+      <w:numFmt w:val="decimal"/>
+      <w:lvlText w:val="%1."/>
+      <w:lvlJc w:val="left"/>
+      <w:pPr>
+        <w:ind w:left="720" w:hanging="360"/>
+      </w:pPr>
+    </w:lvl>
+  </w:abstractNum>
   <w:num w:numId="1">
     <w:abstractNumId w:val="1"/>
     <w:lvlOverride w:ilvl="0">
@@ -1627,6 +1768,84 @@
   </w:num>
   <w:num w:numId="2">
     <w:abstractNumId w:val="2"/>
+    <w:lvlOverride w:ilvl="0">
+      <w:startOverride w:val="1"/>
+    </w:lvlOverride>
+  </w:num>
+  <w:num w:numId="3">
+    <w:abstractNumId w:val="3"/>
+    <w:lvlOverride w:ilvl="0">
+      <w:startOverride w:val="1"/>
+    </w:lvlOverride>
+  </w:num>
+  <w:num w:numId="4">
+    <w:abstractNumId w:val="4"/>
+    <w:lvlOverride w:ilvl="0">
+      <w:startOverride w:val="1"/>
+    </w:lvlOverride>
+  </w:num>
+  <w:num w:numId="5">
+    <w:abstractNumId w:val="5"/>
+    <w:lvlOverride w:ilvl="0">
+      <w:startOverride w:val="1"/>
+    </w:lvlOverride>
+  </w:num>
+  <w:num w:numId="6">
+    <w:abstractNumId w:val="6"/>
+    <w:lvlOverride w:ilvl="0">
+      <w:startOverride w:val="1"/>
+    </w:lvlOverride>
+  </w:num>
+  <w:num w:numId="7">
+    <w:abstractNumId w:val="7"/>
+    <w:lvlOverride w:ilvl="0">
+      <w:startOverride w:val="1"/>
+    </w:lvlOverride>
+  </w:num>
+  <w:num w:numId="8">
+    <w:abstractNumId w:val="8"/>
+    <w:lvlOverride w:ilvl="0">
+      <w:startOverride w:val="1"/>
+    </w:lvlOverride>
+  </w:num>
+  <w:num w:numId="9">
+    <w:abstractNumId w:val="9"/>
+    <w:lvlOverride w:ilvl="0">
+      <w:startOverride w:val="1"/>
+    </w:lvlOverride>
+  </w:num>
+  <w:num w:numId="10">
+    <w:abstractNumId w:val="10"/>
+    <w:lvlOverride w:ilvl="0">
+      <w:startOverride w:val="1"/>
+    </w:lvlOverride>
+  </w:num>
+  <w:num w:numId="11">
+    <w:abstractNumId w:val="11"/>
+    <w:lvlOverride w:ilvl="0">
+      <w:startOverride w:val="1"/>
+    </w:lvlOverride>
+  </w:num>
+  <w:num w:numId="12">
+    <w:abstractNumId w:val="12"/>
+    <w:lvlOverride w:ilvl="0">
+      <w:startOverride w:val="1"/>
+    </w:lvlOverride>
+  </w:num>
+  <w:num w:numId="13">
+    <w:abstractNumId w:val="13"/>
+    <w:lvlOverride w:ilvl="0">
+      <w:startOverride w:val="1"/>
+    </w:lvlOverride>
+  </w:num>
+  <w:num w:numId="14">
+    <w:abstractNumId w:val="14"/>
+    <w:lvlOverride w:ilvl="0">
+      <w:startOverride w:val="1"/>
+    </w:lvlOverride>
+  </w:num>
+  <w:num w:numId="15">
+    <w:abstractNumId w:val="15"/>
     <w:lvlOverride w:ilvl="0">
       <w:startOverride w:val="1"/>
     </w:lvlOverride>

--- a/커뮤니케이터 채용공고 (신입 조정).docx
+++ b/커뮤니케이터 채용공고 (신입 조정).docx
@@ -356,84 +356,6 @@
           <w:bCs w:val="false"/>
         </w:rPr>
         <w:t xml:space="preserve">"오늘 들어온 문의·요청을 유형별로 정리 → 팀장에게 보고 → 팀장의 안내에 따라 소비자에게 전달"하는 과정을 담당합니다. 초기에는 팀장과 함께 업무를 익히며, 숙련도에 따라 점차 독립적으로 업무 범위를 넓혀갑니다.</w:t>
-      </w:r>
-    </w:p>
-    <w:p>
-      <w:pPr>
-        <w:spacing w:before="240" w:line="271"/>
-      </w:pPr>
-      <w:r>
-        <w:rPr>
-          <w:rFonts w:ascii="Noto Sans KR" w:cs="Noto Sans KR" w:eastAsia="Noto Sans KR" w:hAnsi="Noto Sans KR"/>
-          <w:b/>
-          <w:bCs/>
-          <w:sz w:val="42"/>
-          <w:szCs w:val="42"/>
-        </w:rPr>
-        <w:t xml:space="preserve">입사 후 성장 경로</w:t>
-      </w:r>
-    </w:p>
-    <w:p>
-      <w:pPr>
-        <w:spacing w:after="210"/>
-      </w:pPr>
-      <w:r>
-        <w:rPr>
-          <w:rFonts w:ascii="Noto Sans KR" w:cs="Noto Sans KR" w:eastAsia="Noto Sans KR" w:hAnsi="Noto Sans KR"/>
-          <w:b/>
-          <w:bCs/>
-        </w:rPr>
-        <w:t xml:space="preserve">[1~3개월] 수습기: </w:t>
-      </w:r>
-      <w:r>
-        <w:rPr>
-          <w:rFonts w:ascii="Noto Sans KR" w:cs="Noto Sans KR" w:eastAsia="Noto Sans KR" w:hAnsi="Noto Sans KR"/>
-          <w:b w:val="false"/>
-          <w:bCs w:val="false"/>
-        </w:rPr>
-        <w:t xml:space="preserve">응대 매뉴얼 숙지, 팀장과 함께 업무 흐름 파악, 기본 문의 응대 및 데이터 정리. 수습 종료 시 업무 적응도를 함께 점검합니다.</w:t>
-      </w:r>
-    </w:p>
-    <w:p>
-      <w:pPr>
-        <w:spacing w:after="210"/>
-      </w:pPr>
-      <w:r>
-        <w:rPr>
-          <w:rFonts w:ascii="Noto Sans KR" w:cs="Noto Sans KR" w:eastAsia="Noto Sans KR" w:hAnsi="Noto Sans KR"/>
-          <w:b/>
-          <w:bCs/>
-        </w:rPr>
-        <w:t xml:space="preserve">[4~6개월] 안정기: </w:t>
-      </w:r>
-      <w:r>
-        <w:rPr>
-          <w:rFonts w:ascii="Noto Sans KR" w:cs="Noto Sans KR" w:eastAsia="Noto Sans KR" w:hAnsi="Noto Sans KR"/>
-          <w:b w:val="false"/>
-          <w:bCs w:val="false"/>
-        </w:rPr>
-        <w:t xml:space="preserve">반복 문의에 대한 독립 응대, 소비자 안내 문구 초안 작성, 외주 진행 상황 모니터링</w:t>
-      </w:r>
-    </w:p>
-    <w:p>
-      <w:pPr>
-        <w:spacing w:after="210"/>
-      </w:pPr>
-      <w:r>
-        <w:rPr>
-          <w:rFonts w:ascii="Noto Sans KR" w:cs="Noto Sans KR" w:eastAsia="Noto Sans KR" w:hAnsi="Noto Sans KR"/>
-          <w:b/>
-          <w:bCs/>
-        </w:rPr>
-        <w:t xml:space="preserve">[7개월~] 확장기: </w:t>
-      </w:r>
-      <w:r>
-        <w:rPr>
-          <w:rFonts w:ascii="Noto Sans KR" w:cs="Noto Sans KR" w:eastAsia="Noto Sans KR" w:hAnsi="Noto Sans KR"/>
-          <w:b w:val="false"/>
-          <w:bCs w:val="false"/>
-        </w:rPr>
-        <w:t xml:space="preserve">생산자·소비자 간 조율 업무 참여, 간단한 리포트 작성, 외주 인력 커뮤니케이션 주도</w:t>
       </w:r>
     </w:p>
     <w:p>

--- a/커뮤니케이터 채용공고 (신입 조정).docx
+++ b/커뮤니케이터 채용공고 (신입 조정).docx
@@ -1518,8 +1518,8 @@
     <w:multiLevelType w:val="hybridMultilevel"/>
     <w:lvl w:ilvl="0" w15:tentative="1">
       <w:start w:val="1"/>
-      <w:numFmt w:val="decimal"/>
-      <w:lvlText w:val="%1."/>
+      <w:numFmt w:val="bullet"/>
+      <w:lvlText w:val="•"/>
       <w:lvlJc w:val="left"/>
       <w:pPr>
         <w:ind w:left="720" w:hanging="360"/>
@@ -1530,8 +1530,8 @@
     <w:multiLevelType w:val="hybridMultilevel"/>
     <w:lvl w:ilvl="0" w15:tentative="1">
       <w:start w:val="1"/>
-      <w:numFmt w:val="decimal"/>
-      <w:lvlText w:val="%1."/>
+      <w:numFmt w:val="bullet"/>
+      <w:lvlText w:val="•"/>
       <w:lvlJc w:val="left"/>
       <w:pPr>
         <w:ind w:left="720" w:hanging="360"/>
@@ -1542,8 +1542,8 @@
     <w:multiLevelType w:val="hybridMultilevel"/>
     <w:lvl w:ilvl="0" w15:tentative="1">
       <w:start w:val="1"/>
-      <w:numFmt w:val="decimal"/>
-      <w:lvlText w:val="%1."/>
+      <w:numFmt w:val="bullet"/>
+      <w:lvlText w:val="•"/>
       <w:lvlJc w:val="left"/>
       <w:pPr>
         <w:ind w:left="720" w:hanging="360"/>
@@ -1554,8 +1554,8 @@
     <w:multiLevelType w:val="hybridMultilevel"/>
     <w:lvl w:ilvl="0" w15:tentative="1">
       <w:start w:val="1"/>
-      <w:numFmt w:val="decimal"/>
-      <w:lvlText w:val="%1."/>
+      <w:numFmt w:val="bullet"/>
+      <w:lvlText w:val="•"/>
       <w:lvlJc w:val="left"/>
       <w:pPr>
         <w:ind w:left="720" w:hanging="360"/>
@@ -1566,8 +1566,8 @@
     <w:multiLevelType w:val="hybridMultilevel"/>
     <w:lvl w:ilvl="0" w15:tentative="1">
       <w:start w:val="1"/>
-      <w:numFmt w:val="decimal"/>
-      <w:lvlText w:val="%1."/>
+      <w:numFmt w:val="bullet"/>
+      <w:lvlText w:val="•"/>
       <w:lvlJc w:val="left"/>
       <w:pPr>
         <w:ind w:left="720" w:hanging="360"/>
@@ -1578,8 +1578,8 @@
     <w:multiLevelType w:val="hybridMultilevel"/>
     <w:lvl w:ilvl="0" w15:tentative="1">
       <w:start w:val="1"/>
-      <w:numFmt w:val="decimal"/>
-      <w:lvlText w:val="%1."/>
+      <w:numFmt w:val="bullet"/>
+      <w:lvlText w:val="•"/>
       <w:lvlJc w:val="left"/>
       <w:pPr>
         <w:ind w:left="720" w:hanging="360"/>
@@ -1590,8 +1590,8 @@
     <w:multiLevelType w:val="hybridMultilevel"/>
     <w:lvl w:ilvl="0" w15:tentative="1">
       <w:start w:val="1"/>
-      <w:numFmt w:val="decimal"/>
-      <w:lvlText w:val="%1."/>
+      <w:numFmt w:val="bullet"/>
+      <w:lvlText w:val="•"/>
       <w:lvlJc w:val="left"/>
       <w:pPr>
         <w:ind w:left="720" w:hanging="360"/>
@@ -1602,8 +1602,8 @@
     <w:multiLevelType w:val="hybridMultilevel"/>
     <w:lvl w:ilvl="0" w15:tentative="1">
       <w:start w:val="1"/>
-      <w:numFmt w:val="decimal"/>
-      <w:lvlText w:val="%1."/>
+      <w:numFmt w:val="bullet"/>
+      <w:lvlText w:val="•"/>
       <w:lvlJc w:val="left"/>
       <w:pPr>
         <w:ind w:left="720" w:hanging="360"/>
@@ -1614,8 +1614,8 @@
     <w:multiLevelType w:val="hybridMultilevel"/>
     <w:lvl w:ilvl="0" w15:tentative="1">
       <w:start w:val="1"/>
-      <w:numFmt w:val="decimal"/>
-      <w:lvlText w:val="%1."/>
+      <w:numFmt w:val="bullet"/>
+      <w:lvlText w:val="•"/>
       <w:lvlJc w:val="left"/>
       <w:pPr>
         <w:ind w:left="720" w:hanging="360"/>
@@ -1626,8 +1626,8 @@
     <w:multiLevelType w:val="hybridMultilevel"/>
     <w:lvl w:ilvl="0" w15:tentative="1">
       <w:start w:val="1"/>
-      <w:numFmt w:val="decimal"/>
-      <w:lvlText w:val="%1."/>
+      <w:numFmt w:val="bullet"/>
+      <w:lvlText w:val="•"/>
       <w:lvlJc w:val="left"/>
       <w:pPr>
         <w:ind w:left="720" w:hanging="360"/>
@@ -1638,8 +1638,8 @@
     <w:multiLevelType w:val="hybridMultilevel"/>
     <w:lvl w:ilvl="0" w15:tentative="1">
       <w:start w:val="1"/>
-      <w:numFmt w:val="decimal"/>
-      <w:lvlText w:val="%1."/>
+      <w:numFmt w:val="bullet"/>
+      <w:lvlText w:val="•"/>
       <w:lvlJc w:val="left"/>
       <w:pPr>
         <w:ind w:left="720" w:hanging="360"/>
@@ -1650,8 +1650,8 @@
     <w:multiLevelType w:val="hybridMultilevel"/>
     <w:lvl w:ilvl="0" w15:tentative="1">
       <w:start w:val="1"/>
-      <w:numFmt w:val="decimal"/>
-      <w:lvlText w:val="%1."/>
+      <w:numFmt w:val="bullet"/>
+      <w:lvlText w:val="•"/>
       <w:lvlJc w:val="left"/>
       <w:pPr>
         <w:ind w:left="720" w:hanging="360"/>
@@ -1662,8 +1662,8 @@
     <w:multiLevelType w:val="hybridMultilevel"/>
     <w:lvl w:ilvl="0" w15:tentative="1">
       <w:start w:val="1"/>
-      <w:numFmt w:val="decimal"/>
-      <w:lvlText w:val="%1."/>
+      <w:numFmt w:val="bullet"/>
+      <w:lvlText w:val="•"/>
       <w:lvlJc w:val="left"/>
       <w:pPr>
         <w:ind w:left="720" w:hanging="360"/>
@@ -1674,8 +1674,8 @@
     <w:multiLevelType w:val="hybridMultilevel"/>
     <w:lvl w:ilvl="0" w15:tentative="1">
       <w:start w:val="1"/>
-      <w:numFmt w:val="decimal"/>
-      <w:lvlText w:val="%1."/>
+      <w:numFmt w:val="bullet"/>
+      <w:lvlText w:val="•"/>
       <w:lvlJc w:val="left"/>
       <w:pPr>
         <w:ind w:left="720" w:hanging="360"/>

--- a/커뮤니케이터 채용공고 (신입 조정).docx
+++ b/커뮤니케이터 채용공고 (신입 조정).docx
@@ -109,7 +109,7 @@
         <w:rPr>
           <w:rFonts w:eastAsia="Noto Sans KR"/>
         </w:rPr>
-        <w:t>대전광역시 서구 (현재 팀장 자택 인근, 곧 서구 내 공유오피스로 이전 예정)</w:t>
+        <w:t>대전광역시 서구 (현재 갈마중학교 인근, 곧 서구 내 사무실로 이전 예정)</w:t>
       </w:r>
     </w:p>
     <w:p>

--- a/커뮤니케이터 채용공고 (신입 조정).docx
+++ b/커뮤니케이터 채용공고 (신입 조정).docx
@@ -960,7 +960,7 @@
         <w:rPr>
           <w:rFonts w:eastAsia="Noto Sans KR"/>
         </w:rPr>
-        <w:t>팀장과 1:1 정기 피드백 (주 1회)</w:t>
+        <w:t>팀장과 1:1 정기 피드백 (2주 1회)</w:t>
       </w:r>
     </w:p>
     <w:p>

--- a/커뮤니케이터 채용공고 (신입 조정).docx
+++ b/커뮤니케이터 채용공고 (신입 조정).docx
@@ -137,55 +137,7 @@
         <w:rPr>
           <w:rFonts w:eastAsia="Noto Sans KR"/>
         </w:rPr>
-        <w:t xml:space="preserve">정규직, 주 5일, </w:t>
-      </w:r>
-      <w:r>
-        <w:rPr>
-          <w:rFonts w:eastAsia="Noto Sans KR" w:hint="eastAsia"/>
-        </w:rPr>
-        <w:t>09</w:t>
-      </w:r>
-      <w:r>
-        <w:rPr>
-          <w:rFonts w:eastAsia="Noto Sans KR"/>
-        </w:rPr>
-        <w:t>:00~1</w:t>
-      </w:r>
-      <w:r>
-        <w:rPr>
-          <w:rFonts w:eastAsia="Noto Sans KR" w:hint="eastAsia"/>
-        </w:rPr>
-        <w:t>8</w:t>
-      </w:r>
-      <w:r>
-        <w:rPr>
-          <w:rFonts w:eastAsia="Noto Sans KR"/>
-        </w:rPr>
-        <w:t xml:space="preserve">:00 (하루 </w:t>
-      </w:r>
-      <w:r>
-        <w:rPr>
-          <w:rFonts w:eastAsia="Noto Sans KR" w:hint="eastAsia"/>
-        </w:rPr>
-        <w:t>8</w:t>
-      </w:r>
-      <w:r>
-        <w:rPr>
-          <w:rFonts w:eastAsia="Noto Sans KR"/>
-        </w:rPr>
-        <w:t xml:space="preserve">시간, 주 </w:t>
-      </w:r>
-      <w:r>
-        <w:rPr>
-          <w:rFonts w:eastAsia="Noto Sans KR" w:hint="eastAsia"/>
-        </w:rPr>
-        <w:t>4</w:t>
-      </w:r>
-      <w:r>
-        <w:rPr>
-          <w:rFonts w:eastAsia="Noto Sans KR"/>
-        </w:rPr>
-        <w:t>0시간)</w:t>
+        <w:t>정규직, 주 5일, 09:00~18:00 (점심 12:00~13:00, 실근무 8시간)</w:t>
       </w:r>
     </w:p>
     <w:p>
@@ -213,7 +165,7 @@
         <w:rPr>
           <w:rFonts w:eastAsia="Noto Sans KR"/>
         </w:rPr>
-        <w:t>연봉 2,800만 원 (월 약 2,333,000원)</w:t>
+        <w:t>연봉 2,800만 원 (월 약 2,333,000원, 상여금 별도)</w:t>
       </w:r>
     </w:p>
     <w:p>
@@ -303,7 +255,18 @@
         <w:rPr>
           <w:rFonts w:eastAsia="Noto Sans KR"/>
         </w:rPr>
-        <w:t>좋은 농산물이 좋은 사람들에게 닿도록, 생산과 유통을 잇는 농산물 직거래 팀으로 대전에서 R&amp;D·CS·유통을 담당하며 AI를 활용해 효율적으로 일합니다.</w:t>
+        <w:t>경북 산지에서 직접 수확한 농산물을 소비자에게 직거래로 연결하는 팀입니다. 생산자와 소비자 사이의 유통 단계를 줄여, 농부님께는 정당한 가격을, 소비자에게는 신선한 농산물을 전달하는 것이 우리의 목표입니다.</w:t>
+      </w:r>
+    </w:p>
+    <w:p>
+      <w:pPr>
+        <w:spacing w:after="210"/>
+      </w:pPr>
+      <w:r>
+        <w:rPr>
+          <w:rFonts w:eastAsia="Noto Sans KR"/>
+        </w:rPr>
+        <w:t>대전에서 R&amp;D·CS·유통을 담당하며, Claude·GPT 등 AI 툴을 적극 활용해 소규모 팀으로도 효율적으로 운영하고 있습니다. “좋은 농산물이 좋은 사람들에게 닿도록”이라는 가치 아래, 농업과 기술을 연결하는 새로운 방식을 만들어가고 있습니다.</w:t>
       </w:r>
     </w:p>
     <w:p>
@@ -683,34 +646,6 @@
           <w:b/>
           <w:bCs/>
         </w:rPr>
-        <w:t>근무 유연성</w:t>
-      </w:r>
-    </w:p>
-    <w:p>
-      <w:pPr>
-        <w:pStyle w:val="a4"/>
-        <w:numPr>
-          <w:ilvl w:val="0"/>
-          <w:numId w:val="7"/>
-        </w:numPr>
-      </w:pPr>
-      <w:r>
-        <w:rPr>
-          <w:rFonts w:eastAsia="Noto Sans KR"/>
-        </w:rPr>
-        <w:t>격주 금요일 재택근무</w:t>
-      </w:r>
-    </w:p>
-    <w:p>
-      <w:pPr>
-        <w:spacing w:after="210"/>
-      </w:pPr>
-      <w:r>
-        <w:rPr>
-          <w:rFonts w:eastAsia="Noto Sans KR"/>
-          <w:b/>
-          <w:bCs/>
-        </w:rPr>
         <w:t>기념일 배려</w:t>
       </w:r>
     </w:p>
@@ -1294,6 +1229,34 @@
           <w:rFonts w:eastAsia="Noto Sans KR"/>
         </w:rPr>
         <w:t>이력서 및 자기소개서(협업 경험, AI 활용 경험 필수 기재)를 이메일로 제출</w:t>
+      </w:r>
+    </w:p>
+    <w:p>
+      <w:pPr>
+        <w:spacing w:after="210"/>
+      </w:pPr>
+      <w:r>
+        <w:rPr>
+          <w:rFonts w:eastAsia="Noto Sans KR"/>
+          <w:b/>
+          <w:bCs/>
+        </w:rPr>
+        <w:t>지원 마감일</w:t>
+      </w:r>
+    </w:p>
+    <w:p>
+      <w:pPr>
+        <w:pStyle w:val="a4"/>
+        <w:numPr>
+          <w:ilvl w:val="0"/>
+          <w:numId w:val="14"/>
+        </w:numPr>
+      </w:pPr>
+      <w:r>
+        <w:rPr>
+          <w:rFonts w:eastAsia="Noto Sans KR"/>
+        </w:rPr>
+        <w:t>2026년 4월 17일 (목) 자정까지</w:t>
       </w:r>
     </w:p>
     <w:p>

--- a/커뮤니케이터 채용공고 (신입 조정).docx
+++ b/커뮤니케이터 채용공고 (신입 조정).docx
@@ -81,7 +81,7 @@
           <w:sz w:val="42"/>
           <w:szCs w:val="42"/>
         </w:rPr>
-        <w:t>근무 정보</w:t>
+        <w:t>회사 소개</w:t>
       </w:r>
     </w:p>
     <w:p>
@@ -91,25 +91,8 @@
       <w:r>
         <w:rPr>
           <w:rFonts w:eastAsia="Noto Sans KR"/>
-          <w:b/>
-          <w:bCs/>
-        </w:rPr>
-        <w:t>근무지</w:t>
-      </w:r>
-    </w:p>
-    <w:p>
-      <w:pPr>
-        <w:pStyle w:val="a4"/>
-        <w:numPr>
-          <w:ilvl w:val="0"/>
-          <w:numId w:val="2"/>
-        </w:numPr>
-      </w:pPr>
-      <w:r>
-        <w:rPr>
-          <w:rFonts w:eastAsia="Noto Sans KR"/>
-        </w:rPr>
-        <w:t>대전광역시 서구 (현재 갈마중학교 인근, 곧 서구 내 사무실로 이전 예정)</w:t>
+        </w:rPr>
+        <w:t>경북 산지에서 직접 수확한 농산물을 소비자에게 직거래로 연결하는 팀입니다. 생산자와 소비자 사이의 유통 단계를 줄여, 농부님께는 정당한 가격을, 소비자에게는 신선한 농산물을 전달하는 것이 우리의 목표입니다.</w:t>
       </w:r>
     </w:p>
     <w:p>
@@ -119,118 +102,9 @@
       <w:r>
         <w:rPr>
           <w:rFonts w:eastAsia="Noto Sans KR"/>
-          <w:b/>
-          <w:bCs/>
-        </w:rPr>
-        <w:t>근무형태</w:t>
-      </w:r>
-    </w:p>
-    <w:p>
-      <w:pPr>
-        <w:pStyle w:val="a4"/>
-        <w:numPr>
-          <w:ilvl w:val="0"/>
-          <w:numId w:val="2"/>
-        </w:numPr>
-      </w:pPr>
-      <w:r>
-        <w:rPr>
-          <w:rFonts w:eastAsia="Noto Sans KR"/>
-        </w:rPr>
-        <w:t>정규직, 주 5일, 09:00~18:00 (점심 12:00~13:00, 실근무 8시간)</w:t>
-      </w:r>
-    </w:p>
-    <w:p>
-      <w:pPr>
-        <w:spacing w:after="210"/>
-      </w:pPr>
-      <w:r>
-        <w:rPr>
-          <w:rFonts w:eastAsia="Noto Sans KR"/>
-          <w:b/>
-          <w:bCs/>
-        </w:rPr>
-        <w:t>급여</w:t>
-      </w:r>
-    </w:p>
-    <w:p>
-      <w:pPr>
-        <w:pStyle w:val="a4"/>
-        <w:numPr>
-          <w:ilvl w:val="0"/>
-          <w:numId w:val="2"/>
-        </w:numPr>
-      </w:pPr>
-      <w:r>
-        <w:rPr>
-          <w:rFonts w:eastAsia="Noto Sans KR"/>
-        </w:rPr>
-        <w:t>연봉 2,800만 원 (월 약 2,333,000원, 상여금 별도)</w:t>
-      </w:r>
-    </w:p>
-    <w:p>
-      <w:pPr>
-        <w:spacing w:after="210"/>
-      </w:pPr>
-      <w:r>
-        <w:rPr>
-          <w:rFonts w:eastAsia="Noto Sans KR"/>
-          <w:b/>
-          <w:bCs/>
-        </w:rPr>
-        <w:t>수습 기간</w:t>
-      </w:r>
-    </w:p>
-    <w:p>
-      <w:pPr>
-        <w:pStyle w:val="a4"/>
-        <w:numPr>
-          <w:ilvl w:val="0"/>
-          <w:numId w:val="2"/>
-        </w:numPr>
-      </w:pPr>
-      <w:r>
-        <w:rPr>
-          <w:rFonts w:eastAsia="Noto Sans KR"/>
-        </w:rPr>
-        <w:t>3개월 (수습 기간 중 급여 차이 없음)</w:t>
-      </w:r>
-    </w:p>
-    <w:p>
-      <w:pPr>
-        <w:spacing w:after="210"/>
-      </w:pPr>
-      <w:r>
-        <w:rPr>
-          <w:rFonts w:eastAsia="Noto Sans KR"/>
-          <w:b/>
-          <w:bCs/>
-        </w:rPr>
-        <w:t>4대 보험</w:t>
-      </w:r>
-    </w:p>
-    <w:p>
-      <w:pPr>
-        <w:pStyle w:val="a4"/>
-        <w:numPr>
-          <w:ilvl w:val="0"/>
-          <w:numId w:val="2"/>
-        </w:numPr>
-      </w:pPr>
-      <w:r>
-        <w:rPr>
-          <w:rFonts w:eastAsia="Noto Sans KR"/>
-        </w:rPr>
-        <w:t>국민연금, 건강보험, 고용보험, 산재보험 모두 가입</w:t>
-      </w:r>
-    </w:p>
-    <w:p>
-      <w:pPr>
-        <w:spacing w:before="240" w:line="271" w:lineRule="auto"/>
-        <w:rPr>
-          <w:rFonts w:eastAsia="Noto Sans KR"/>
-        </w:rPr>
-      </w:pPr>
+        </w:rPr>
+        <w:t>대전에서 R&amp;D·CS·유통을 담당하며, Claude·GPT 등 AI 툴을 적극 활용해 소규모 팀으로도 효율적으로 운영하고 있습니다. “좋은 농산물이 좋은 사람들에게 닿도록”이라는 가치 아래, 농업과 기술을 연결하는 새로운 방식을 만들어가고 있습니다.</w:t>
+      </w:r>
     </w:p>
     <w:p>
       <w:pPr>
@@ -244,7 +118,7 @@
           <w:sz w:val="42"/>
           <w:szCs w:val="42"/>
         </w:rPr>
-        <w:t>회사 소개</w:t>
+        <w:t>근무 정보</w:t>
       </w:r>
     </w:p>
     <w:p>
@@ -254,8 +128,25 @@
       <w:r>
         <w:rPr>
           <w:rFonts w:eastAsia="Noto Sans KR"/>
-        </w:rPr>
-        <w:t>경북 산지에서 직접 수확한 농산물을 소비자에게 직거래로 연결하는 팀입니다. 생산자와 소비자 사이의 유통 단계를 줄여, 농부님께는 정당한 가격을, 소비자에게는 신선한 농산물을 전달하는 것이 우리의 목표입니다.</w:t>
+          <w:b/>
+          <w:bCs/>
+        </w:rPr>
+        <w:t>근무지</w:t>
+      </w:r>
+    </w:p>
+    <w:p>
+      <w:pPr>
+        <w:pStyle w:val="a4"/>
+        <w:numPr>
+          <w:ilvl w:val="0"/>
+          <w:numId w:val="2"/>
+        </w:numPr>
+      </w:pPr>
+      <w:r>
+        <w:rPr>
+          <w:rFonts w:eastAsia="Noto Sans KR"/>
+        </w:rPr>
+        <w:t>대전광역시 서구 (현재 갈마중학교 인근, 곧 서구 내 사무실로 이전 예정)</w:t>
       </w:r>
     </w:p>
     <w:p>
@@ -265,8 +156,109 @@
       <w:r>
         <w:rPr>
           <w:rFonts w:eastAsia="Noto Sans KR"/>
-        </w:rPr>
-        <w:t>대전에서 R&amp;D·CS·유통을 담당하며, Claude·GPT 등 AI 툴을 적극 활용해 소규모 팀으로도 효율적으로 운영하고 있습니다. “좋은 농산물이 좋은 사람들에게 닿도록”이라는 가치 아래, 농업과 기술을 연결하는 새로운 방식을 만들어가고 있습니다.</w:t>
+          <w:b/>
+          <w:bCs/>
+        </w:rPr>
+        <w:t>근무형태</w:t>
+      </w:r>
+    </w:p>
+    <w:p>
+      <w:pPr>
+        <w:pStyle w:val="a4"/>
+        <w:numPr>
+          <w:ilvl w:val="0"/>
+          <w:numId w:val="2"/>
+        </w:numPr>
+      </w:pPr>
+      <w:r>
+        <w:rPr>
+          <w:rFonts w:eastAsia="Noto Sans KR"/>
+        </w:rPr>
+        <w:t>정규직, 주 5일, 09:00~18:00 (점심 12:00~13:00, 실근무 8시간)</w:t>
+      </w:r>
+    </w:p>
+    <w:p>
+      <w:pPr>
+        <w:spacing w:after="210"/>
+      </w:pPr>
+      <w:r>
+        <w:rPr>
+          <w:rFonts w:eastAsia="Noto Sans KR"/>
+          <w:b/>
+          <w:bCs/>
+        </w:rPr>
+        <w:t>급여</w:t>
+      </w:r>
+    </w:p>
+    <w:p>
+      <w:pPr>
+        <w:pStyle w:val="a4"/>
+        <w:numPr>
+          <w:ilvl w:val="0"/>
+          <w:numId w:val="2"/>
+        </w:numPr>
+      </w:pPr>
+      <w:r>
+        <w:rPr>
+          <w:rFonts w:eastAsia="Noto Sans KR"/>
+        </w:rPr>
+        <w:t>연봉 2,800만 원 (월 약 2,333,000원, 상여금 별도)</w:t>
+      </w:r>
+    </w:p>
+    <w:p>
+      <w:pPr>
+        <w:spacing w:after="210"/>
+      </w:pPr>
+      <w:r>
+        <w:rPr>
+          <w:rFonts w:eastAsia="Noto Sans KR"/>
+          <w:b/>
+          <w:bCs/>
+        </w:rPr>
+        <w:t>수습 기간</w:t>
+      </w:r>
+    </w:p>
+    <w:p>
+      <w:pPr>
+        <w:pStyle w:val="a4"/>
+        <w:numPr>
+          <w:ilvl w:val="0"/>
+          <w:numId w:val="2"/>
+        </w:numPr>
+      </w:pPr>
+      <w:r>
+        <w:rPr>
+          <w:rFonts w:eastAsia="Noto Sans KR"/>
+        </w:rPr>
+        <w:t>3개월 (수습 기간 중 급여 차이 없음)</w:t>
+      </w:r>
+    </w:p>
+    <w:p>
+      <w:pPr>
+        <w:spacing w:after="210"/>
+      </w:pPr>
+      <w:r>
+        <w:rPr>
+          <w:rFonts w:eastAsia="Noto Sans KR"/>
+          <w:b/>
+          <w:bCs/>
+        </w:rPr>
+        <w:t>4대 보험</w:t>
+      </w:r>
+    </w:p>
+    <w:p>
+      <w:pPr>
+        <w:pStyle w:val="a4"/>
+        <w:numPr>
+          <w:ilvl w:val="0"/>
+          <w:numId w:val="2"/>
+        </w:numPr>
+      </w:pPr>
+      <w:r>
+        <w:rPr>
+          <w:rFonts w:eastAsia="Noto Sans KR"/>
+        </w:rPr>
+        <w:t>국민연금, 건강보험, 고용보험, 산재보험 모두 가입</w:t>
       </w:r>
     </w:p>
     <w:p>
@@ -975,6 +967,17 @@
     </w:p>
     <w:p>
       <w:pPr>
+        <w:spacing w:before="120" w:after="210"/>
+      </w:pPr>
+      <w:r>
+        <w:rPr>
+          <w:rFonts w:eastAsia="Noto Sans KR"/>
+        </w:rPr>
+        <w:t>※ 전체 채용 과정은 약 2주 내외 소요 예정입니다.</w:t>
+      </w:r>
+    </w:p>
+    <w:p>
+      <w:pPr>
         <w:spacing w:before="240" w:line="271" w:lineRule="auto"/>
       </w:pPr>
       <w:r>
@@ -1023,7 +1026,7 @@
           <w:b/>
           <w:bCs/>
         </w:rPr>
-        <w:t>Q. 근무지가 '대전 서구'로만 표기된 이유가 있나요?</w:t>
+        <w:t>Q. AI 툴 활용 우대는 어떤 의미인가요?</w:t>
       </w:r>
     </w:p>
     <w:p>
@@ -1034,37 +1037,7 @@
         <w:rPr>
           <w:rFonts w:eastAsia="Noto Sans KR"/>
         </w:rPr>
-        <w:t xml:space="preserve">A. 현재는 </w:t>
-      </w:r>
-      <w:r>
-        <w:rPr>
-          <w:rFonts w:eastAsia="Noto Sans KR" w:hint="eastAsia"/>
-        </w:rPr>
-        <w:t xml:space="preserve"> </w:t>
-      </w:r>
-      <w:r>
-        <w:rPr>
-          <w:rFonts w:ascii="Batang" w:eastAsia="Batang" w:hAnsi="Batang" w:cs="Batang" w:hint="eastAsia"/>
-        </w:rPr>
-        <w:t>갈마중학교 인근에서</w:t>
-      </w:r>
-      <w:r>
-        <w:rPr>
-          <w:rFonts w:eastAsia="Noto Sans KR"/>
-        </w:rPr>
-        <w:t xml:space="preserve"> 근무하고 있으며, 곧 대전 서구 내 </w:t>
-      </w:r>
-      <w:r>
-        <w:rPr>
-          <w:rFonts w:ascii="Batang" w:eastAsia="Batang" w:hAnsi="Batang" w:cs="Batang" w:hint="eastAsia"/>
-        </w:rPr>
-        <w:t>사무실</w:t>
-      </w:r>
-      <w:r>
-        <w:rPr>
-          <w:rFonts w:eastAsia="Noto Sans KR"/>
-        </w:rPr>
-        <w:t>로 이전할 예정입니다. 면접은 인근 카페에서 진행됩니다.</w:t>
+        <w:t>A. Claude, GPT, Gemini 등 AI 툴을 활용해 문서 정리, 아이디어 도출, 소통 내용 정리 등 업무 효율을 높일 수 있는 분을 우대합니다. GPT의 경우 회사에서 사용하는 유료 계정을 함께 사용하게 됩니다.</w:t>
       </w:r>
     </w:p>
     <w:p>
@@ -1077,7 +1050,7 @@
           <w:b/>
           <w:bCs/>
         </w:rPr>
-        <w:t>Q. 커뮤니케이터는 어떤 일을 하나요?</w:t>
+        <w:t>Q. 다른 업무를 맡을 수도 있나요?</w:t>
       </w:r>
     </w:p>
     <w:p>
@@ -1088,7 +1061,7 @@
         <w:rPr>
           <w:rFonts w:eastAsia="Noto Sans KR"/>
         </w:rPr>
-        <w:t>A. 고객 문의를 정리·전달하고, 공지 안내를 수행하며, 외주 인력의 진행 상황을 모니터링하는 역할입니다. 초기에는 팀장과 함께 업무를 익히며 점차 독립적으로 업무를 수행하게 됩니다.</w:t>
+        <w:t>A. 영상 촬영이나 사진 촬영 시 보조로 함께할 수는 있지만, 메인 업무로 맡게 되지는 않습니다. 다만 배워두면 도움이 크기 때문에, 관심이 있다면 적극적으로 권장합니다.</w:t>
       </w:r>
     </w:p>
     <w:p>
@@ -1101,7 +1074,7 @@
           <w:b/>
           <w:bCs/>
         </w:rPr>
-        <w:t>Q. AI 툴 활용 우대는 어떤 의미인가요?</w:t>
+        <w:t>Q. 함께하고 싶지 않은 인재상도 있나요?</w:t>
       </w:r>
     </w:p>
     <w:p>
@@ -1112,7 +1085,7 @@
         <w:rPr>
           <w:rFonts w:eastAsia="Noto Sans KR"/>
         </w:rPr>
-        <w:t>A. Claude, GPT, Gemini 등 AI 툴을 활용해 문서 정리, 아이디어 도출, 소통 내용 정리 등 업무 효율을 높일 수 있는 분을 우대합니다. GPT의 경우 회사에서 사용하는 유료 계정을 함께 사용하게 됩니다.</w:t>
+        <w:t>A. AI가 모든 걸 대신할 수 있다고 믿는 사람, 비난 위주의 커뮤니케이션을 하는 사람, 농산물의 소중함을 가볍게 여기는 사람, 욕설 사용을 즐기는 사람과는 지향점이 다를 수 있습니다.</w:t>
       </w:r>
     </w:p>
     <w:p>
@@ -1137,54 +1110,6 @@
           <w:rFonts w:eastAsia="Noto Sans KR"/>
         </w:rPr>
         <w:t>A. 네, 신입사원을 대상으로 하는 채용이기 때문에 관련 경험이 없어도 지원 가능합니다. 입사 후 체계적인 OJT와 팀장의 밀착 가이드를 통해 업무를 배울 수 있습니다. 배우려는 의지와 성실한 태도가 가장 중요합니다.</w:t>
-      </w:r>
-    </w:p>
-    <w:p>
-      <w:pPr>
-        <w:spacing w:after="210"/>
-      </w:pPr>
-      <w:r>
-        <w:rPr>
-          <w:rFonts w:eastAsia="Noto Sans KR"/>
-          <w:b/>
-          <w:bCs/>
-        </w:rPr>
-        <w:t>Q. 다른 업무를 맡을 수도 있나요?</w:t>
-      </w:r>
-    </w:p>
-    <w:p>
-      <w:pPr>
-        <w:spacing w:after="210"/>
-      </w:pPr>
-      <w:r>
-        <w:rPr>
-          <w:rFonts w:eastAsia="Noto Sans KR"/>
-        </w:rPr>
-        <w:t>A. 영상 촬영이나 사진 촬영 시 보조로 함께할 수는 있지만, 메인 업무로 맡게 되지는 않습니다. 다만 배워두면 도움이 크기 때문에, 관심이 있다면 적극적으로 권장합니다.</w:t>
-      </w:r>
-    </w:p>
-    <w:p>
-      <w:pPr>
-        <w:spacing w:after="210"/>
-      </w:pPr>
-      <w:r>
-        <w:rPr>
-          <w:rFonts w:eastAsia="Noto Sans KR"/>
-          <w:b/>
-          <w:bCs/>
-        </w:rPr>
-        <w:t>Q. 함께하고 싶지 않은 인재상도 있나요?</w:t>
-      </w:r>
-    </w:p>
-    <w:p>
-      <w:pPr>
-        <w:spacing w:after="210"/>
-      </w:pPr>
-      <w:r>
-        <w:rPr>
-          <w:rFonts w:eastAsia="Noto Sans KR"/>
-        </w:rPr>
-        <w:t>A. AI가 모든 걸 대신할 수 있다고 믿는 사람, 비난 위주의 커뮤니케이션을 하는 사람, 농산물의 소중함을 가볍게 여기는 사람, 욕설 사용을 즐기는 사람과는 지향점이 다를 수 있습니다.</w:t>
       </w:r>
     </w:p>
     <w:p>
@@ -1228,7 +1153,7 @@
         <w:rPr>
           <w:rFonts w:eastAsia="Noto Sans KR"/>
         </w:rPr>
-        <w:t>이력서 및 자기소개서(협업 경험, AI 활용 경험 필수 기재)를 이메일로 제출</w:t>
+        <w:t>이력서 및 자기소개서(협업 경험, AI 활용 경험 필수 기재)를 이메일로 제출 (자기소개서는 자유 형식, A4 1장 내외 권장)</w:t>
       </w:r>
     </w:p>
     <w:p>

--- a/커뮤니케이터 채용공고 (신입 조정).docx
+++ b/커뮤니케이터 채용공고 (신입 조정).docx
@@ -273,71 +273,9 @@
           <w:sz w:val="42"/>
           <w:szCs w:val="42"/>
         </w:rPr>
-        <w:lastRenderedPageBreak/>
-        <w:t>주요 업무</w:t>
-      </w:r>
-    </w:p>
-    <w:p>
-      <w:pPr>
-        <w:pStyle w:val="a4"/>
-        <w:numPr>
-          <w:ilvl w:val="0"/>
-          <w:numId w:val="3"/>
-        </w:numPr>
-      </w:pPr>
-      <w:r>
-        <w:rPr>
-          <w:rFonts w:eastAsia="Noto Sans KR"/>
-        </w:rPr>
-        <w:t>고객(소비자) 문의·요청·불만 등을 유형별로 정리하고, 정해진 응대 매뉴얼에 따라 1차 안내하기</w:t>
-      </w:r>
-    </w:p>
-    <w:p>
-      <w:pPr>
-        <w:pStyle w:val="a4"/>
-        <w:numPr>
-          <w:ilvl w:val="0"/>
-          <w:numId w:val="3"/>
-        </w:numPr>
-      </w:pPr>
-      <w:r>
-        <w:rPr>
-          <w:rFonts w:eastAsia="Noto Sans KR"/>
-        </w:rPr>
-        <w:t>팀장이 확정한 발송 일정·안내 문구·공지 내용을 소비자에게 전달하고, 추가 문의 사항을 기록하기</w:t>
-      </w:r>
-    </w:p>
-    <w:p>
-      <w:pPr>
-        <w:pStyle w:val="a4"/>
-        <w:numPr>
-          <w:ilvl w:val="0"/>
-          <w:numId w:val="3"/>
-        </w:numPr>
-      </w:pPr>
-      <w:r>
-        <w:rPr>
-          <w:rFonts w:eastAsia="Noto Sans KR"/>
-        </w:rPr>
-        <w:t>외주 인력(포장, 고객응대, 콘텐츠 작성 등)의 진행 상황을 확인·기록하고, 팀장에게 보고하기</w:t>
-      </w:r>
-    </w:p>
-    <w:p>
-      <w:pPr>
-        <w:pStyle w:val="a4"/>
-        <w:numPr>
-          <w:ilvl w:val="0"/>
-          <w:numId w:val="3"/>
-        </w:numPr>
-      </w:pPr>
-      <w:r>
-        <w:rPr>
-          <w:rFonts w:eastAsia="Noto Sans KR"/>
-        </w:rPr>
-        <w:t>문의·클레임·배송 이슈 등의 데이터를 정해진 양식에 따라 기록·정리하고, 팀 내 공유하기</w:t>
-      </w:r>
-    </w:p>
-    <w:p/>
+        <w:t>복리후생</w:t>
+      </w:r>
+    </w:p>
     <w:p>
       <w:pPr>
         <w:spacing w:after="210"/>
@@ -348,13 +286,211 @@
           <w:b/>
           <w:bCs/>
         </w:rPr>
-        <w:t xml:space="preserve">업무 예시: </w:t>
-      </w:r>
-      <w:r>
-        <w:rPr>
-          <w:rFonts w:eastAsia="Noto Sans KR"/>
-        </w:rPr>
-        <w:t>"오늘 들어온 문의·요청을 유형별로 정리 → 팀장에게 보고 → 팀장의 안내에 따라 소비자에게 전달"하는 과정을 담당합니다. 초기에는 팀장과 함께 업무를 익히며, 숙련도에 따라 점차 독립적으로 업무 범위를 넓혀갑니다.</w:t>
+        <w:t>기념일 배려</w:t>
+      </w:r>
+    </w:p>
+    <w:p>
+      <w:pPr>
+        <w:pStyle w:val="a4"/>
+        <w:numPr>
+          <w:ilvl w:val="0"/>
+          <w:numId w:val="8"/>
+        </w:numPr>
+      </w:pPr>
+      <w:r>
+        <w:rPr>
+          <w:rFonts w:eastAsia="Noto Sans KR"/>
+        </w:rPr>
+        <w:t>생일, 결혼기념일은 연차 차감 없이 휴무</w:t>
+      </w:r>
+    </w:p>
+    <w:p>
+      <w:pPr>
+        <w:spacing w:after="210"/>
+      </w:pPr>
+      <w:r>
+        <w:rPr>
+          <w:rFonts w:eastAsia="Noto Sans KR"/>
+          <w:b/>
+          <w:bCs/>
+        </w:rPr>
+        <w:t>휴가 제도</w:t>
+      </w:r>
+    </w:p>
+    <w:p>
+      <w:pPr>
+        <w:pStyle w:val="a4"/>
+        <w:numPr>
+          <w:ilvl w:val="0"/>
+          <w:numId w:val="9"/>
+        </w:numPr>
+      </w:pPr>
+      <w:r>
+        <w:rPr>
+          <w:rFonts w:eastAsia="Noto Sans KR"/>
+        </w:rPr>
+        <w:t>출산휴가, 육아휴직 지원</w:t>
+      </w:r>
+    </w:p>
+    <w:p>
+      <w:pPr>
+        <w:spacing w:after="210"/>
+      </w:pPr>
+      <w:r>
+        <w:rPr>
+          <w:rFonts w:eastAsia="Noto Sans KR"/>
+          <w:b/>
+          <w:bCs/>
+        </w:rPr>
+        <w:t>근무 지원</w:t>
+      </w:r>
+    </w:p>
+    <w:p>
+      <w:pPr>
+        <w:pStyle w:val="a4"/>
+        <w:numPr>
+          <w:ilvl w:val="0"/>
+          <w:numId w:val="10"/>
+        </w:numPr>
+      </w:pPr>
+      <w:r>
+        <w:rPr>
+          <w:rFonts w:eastAsia="Noto Sans KR"/>
+        </w:rPr>
+        <w:t>면접비 지급</w:t>
+      </w:r>
+    </w:p>
+    <w:p>
+      <w:pPr>
+        <w:pStyle w:val="a4"/>
+        <w:numPr>
+          <w:ilvl w:val="0"/>
+          <w:numId w:val="10"/>
+        </w:numPr>
+      </w:pPr>
+      <w:r>
+        <w:rPr>
+          <w:rFonts w:eastAsia="Noto Sans KR"/>
+        </w:rPr>
+        <w:t>웰컴키트 제공</w:t>
+      </w:r>
+    </w:p>
+    <w:p>
+      <w:pPr>
+        <w:pStyle w:val="a4"/>
+        <w:numPr>
+          <w:ilvl w:val="0"/>
+          <w:numId w:val="10"/>
+        </w:numPr>
+      </w:pPr>
+      <w:r>
+        <w:rPr>
+          <w:rFonts w:eastAsia="Noto Sans KR"/>
+        </w:rPr>
+        <w:t>초과근무 시 대체휴무</w:t>
+      </w:r>
+    </w:p>
+    <w:p>
+      <w:pPr>
+        <w:pStyle w:val="a4"/>
+        <w:numPr>
+          <w:ilvl w:val="0"/>
+          <w:numId w:val="10"/>
+        </w:numPr>
+      </w:pPr>
+      <w:r>
+        <w:rPr>
+          <w:rFonts w:eastAsia="Noto Sans KR"/>
+        </w:rPr>
+        <w:t>대중교통 종료 시 택시비 지원</w:t>
+      </w:r>
+    </w:p>
+    <w:p>
+      <w:pPr>
+        <w:spacing w:after="210"/>
+      </w:pPr>
+      <w:r>
+        <w:rPr>
+          <w:rFonts w:eastAsia="Noto Sans KR"/>
+          <w:b/>
+          <w:bCs/>
+        </w:rPr>
+        <w:t>비용 지원</w:t>
+      </w:r>
+    </w:p>
+    <w:p>
+      <w:pPr>
+        <w:pStyle w:val="a4"/>
+        <w:numPr>
+          <w:ilvl w:val="0"/>
+          <w:numId w:val="11"/>
+        </w:numPr>
+      </w:pPr>
+      <w:r>
+        <w:rPr>
+          <w:rFonts w:eastAsia="Noto Sans KR"/>
+        </w:rPr>
+        <w:t>자차 출장 시 유류비 지원</w:t>
+      </w:r>
+    </w:p>
+    <w:p>
+      <w:pPr>
+        <w:pStyle w:val="a4"/>
+        <w:numPr>
+          <w:ilvl w:val="0"/>
+          <w:numId w:val="11"/>
+        </w:numPr>
+      </w:pPr>
+      <w:r>
+        <w:rPr>
+          <w:rFonts w:eastAsia="Noto Sans KR"/>
+        </w:rPr>
+        <w:t>통신비 지원</w:t>
+      </w:r>
+    </w:p>
+    <w:p>
+      <w:pPr>
+        <w:pStyle w:val="a4"/>
+        <w:numPr>
+          <w:ilvl w:val="0"/>
+          <w:numId w:val="11"/>
+        </w:numPr>
+      </w:pPr>
+      <w:r>
+        <w:rPr>
+          <w:rFonts w:eastAsia="Noto Sans KR"/>
+        </w:rPr>
+        <w:t>교육비 지원</w:t>
+      </w:r>
+    </w:p>
+    <w:p>
+      <w:pPr>
+        <w:pStyle w:val="a4"/>
+        <w:numPr>
+          <w:ilvl w:val="0"/>
+          <w:numId w:val="11"/>
+        </w:numPr>
+      </w:pPr>
+      <w:r>
+        <w:rPr>
+          <w:rFonts w:eastAsia="Noto Sans KR"/>
+        </w:rPr>
+        <w:t>자격증 취득비 지원</w:t>
+      </w:r>
+    </w:p>
+    <w:p>
+      <w:pPr>
+        <w:pStyle w:val="a4"/>
+        <w:numPr>
+          <w:ilvl w:val="0"/>
+          <w:numId w:val="11"/>
+        </w:numPr>
+      </w:pPr>
+      <w:r>
+        <w:rPr>
+          <w:rFonts w:eastAsia="Noto Sans KR"/>
+        </w:rPr>
+        <w:t>도서구입비 지원</w:t>
       </w:r>
     </w:p>
     <w:p>
@@ -369,82 +505,52 @@
           <w:sz w:val="42"/>
           <w:szCs w:val="42"/>
         </w:rPr>
-        <w:t>이런 분을 찾습니다 (지원 자격)</w:t>
-      </w:r>
-    </w:p>
-    <w:p>
-      <w:pPr>
-        <w:pStyle w:val="a4"/>
-        <w:numPr>
-          <w:ilvl w:val="0"/>
-          <w:numId w:val="4"/>
-        </w:numPr>
-      </w:pPr>
-      <w:r>
-        <w:rPr>
-          <w:rFonts w:eastAsia="Noto Sans KR"/>
-        </w:rPr>
-        <w:t>학력: 고등학교 졸업 이상</w:t>
-      </w:r>
-    </w:p>
-    <w:p>
-      <w:pPr>
-        <w:pStyle w:val="a4"/>
-        <w:numPr>
-          <w:ilvl w:val="0"/>
-          <w:numId w:val="4"/>
-        </w:numPr>
-      </w:pPr>
-      <w:r>
-        <w:rPr>
-          <w:rFonts w:eastAsia="Noto Sans KR"/>
-        </w:rPr>
-        <w:t>기본적인 비즈니스 커뮤니케이션(전화, 카카오톡, 이메일, 문서 작성)에 익숙하고, 상황에 맞게 말투와 톤을 조절할 수 있는 분</w:t>
-      </w:r>
-    </w:p>
-    <w:p>
-      <w:pPr>
-        <w:pStyle w:val="a4"/>
-        <w:numPr>
-          <w:ilvl w:val="0"/>
-          <w:numId w:val="4"/>
-        </w:numPr>
-      </w:pPr>
-      <w:r>
-        <w:rPr>
-          <w:rFonts w:eastAsia="Noto Sans KR"/>
-        </w:rPr>
-        <w:t>문제 상황(배송 지연, 품질 이슈 등)에서 감정적으로 대응하기보다, 상황을 차분히 정리하고 팀장에게 보고하려는 태도를 가진 분 (알바·동아리·프로젝트 경험 포함)</w:t>
-      </w:r>
-    </w:p>
-    <w:p>
-      <w:pPr>
-        <w:pStyle w:val="a4"/>
-        <w:numPr>
-          <w:ilvl w:val="0"/>
-          <w:numId w:val="4"/>
-        </w:numPr>
-      </w:pPr>
-      <w:r>
-        <w:rPr>
-          <w:rFonts w:eastAsia="Noto Sans KR"/>
-        </w:rPr>
-        <w:t>Notion, Google Docs, Excel 등 협업/정리 도구 중 하나 이상을 사용해본 경험이 있는 분 (능숙하지 않아도 괜찮습니다)</w:t>
-      </w:r>
-    </w:p>
-    <w:p>
-      <w:pPr>
-        <w:pStyle w:val="a4"/>
-        <w:numPr>
-          <w:ilvl w:val="0"/>
-          <w:numId w:val="4"/>
-        </w:numPr>
-      </w:pPr>
-      <w:r>
-        <w:rPr>
-          <w:rFonts w:eastAsia="Noto Sans KR"/>
-        </w:rPr>
-        <w:t>자기소개서에 협업 경험(팀 프로젝트, 동아리, 아르바이트 등)과 AI 사용 경험(문서 작성, 정보 검색, 아이디어 발굴 등)을 작성할 수 있는 분</w:t>
+        <w:t>신입사원 교육 지원</w:t>
+      </w:r>
+    </w:p>
+    <w:p>
+      <w:pPr>
+        <w:pStyle w:val="a4"/>
+        <w:numPr>
+          <w:ilvl w:val="0"/>
+          <w:numId w:val="12"/>
+        </w:numPr>
+      </w:pPr>
+      <w:r>
+        <w:rPr>
+          <w:rFonts w:eastAsia="Noto Sans KR"/>
+        </w:rPr>
+        <w:t>입사 첫 주 집중 OJT (업무 매뉴얼, 응대 가이드, 사용 툴 교육)</w:t>
+      </w:r>
+    </w:p>
+    <w:p>
+      <w:pPr>
+        <w:pStyle w:val="a4"/>
+        <w:numPr>
+          <w:ilvl w:val="0"/>
+          <w:numId w:val="12"/>
+        </w:numPr>
+      </w:pPr>
+      <w:r>
+        <w:rPr>
+          <w:rFonts w:eastAsia="Noto Sans KR"/>
+        </w:rPr>
+        <w:t>팀장과 1:1 정기 피드백 (2주 1회)</w:t>
+      </w:r>
+    </w:p>
+    <w:p>
+      <w:pPr>
+        <w:pStyle w:val="a4"/>
+        <w:numPr>
+          <w:ilvl w:val="0"/>
+          <w:numId w:val="12"/>
+        </w:numPr>
+      </w:pPr>
+      <w:r>
+        <w:rPr>
+          <w:rFonts w:eastAsia="Noto Sans KR"/>
+        </w:rPr>
+        <w:t>AI 활용 교육 지원 (Claude, GPT 등 실무 활용법)</w:t>
       </w:r>
     </w:p>
     <w:p>
@@ -459,67 +565,88 @@
           <w:sz w:val="42"/>
           <w:szCs w:val="42"/>
         </w:rPr>
-        <w:t>이런 경험이 있다면 더 좋아요 (우대사항)</w:t>
-      </w:r>
-    </w:p>
-    <w:p>
-      <w:pPr>
-        <w:pStyle w:val="a4"/>
-        <w:numPr>
-          <w:ilvl w:val="0"/>
-          <w:numId w:val="5"/>
-        </w:numPr>
-      </w:pPr>
-      <w:r>
-        <w:rPr>
-          <w:rFonts w:eastAsia="Noto Sans KR"/>
-        </w:rPr>
-        <w:t>카페, 편의점, 쇼핑몰 CS, 학원·병원·매장 등에서 고객 응대 경험이 있는 분 (기간 무관)</w:t>
-      </w:r>
-    </w:p>
-    <w:p>
-      <w:pPr>
-        <w:pStyle w:val="a4"/>
-        <w:numPr>
-          <w:ilvl w:val="0"/>
-          <w:numId w:val="5"/>
-        </w:numPr>
-      </w:pPr>
-      <w:r>
-        <w:rPr>
-          <w:rFonts w:eastAsia="Noto Sans KR"/>
-        </w:rPr>
-        <w:t>농산물, 식품, 로컬 브랜드, 직거래 플랫폼 등 관련 분야에 관심이 높은 분</w:t>
-      </w:r>
-    </w:p>
-    <w:p>
-      <w:pPr>
-        <w:pStyle w:val="a4"/>
-        <w:numPr>
-          <w:ilvl w:val="0"/>
-          <w:numId w:val="5"/>
-        </w:numPr>
-      </w:pPr>
-      <w:r>
-        <w:rPr>
-          <w:rFonts w:eastAsia="Noto Sans KR"/>
-        </w:rPr>
-        <w:t>Claude, GPT, Gemini 등 AI 툴을 활용해 메일/채팅 초안 작성, 내용 정리, 공지문 작성 등을 해본 분 (회사 유료 GPT 계정 함께 사용 가능)</w:t>
-      </w:r>
-    </w:p>
-    <w:p>
-      <w:pPr>
-        <w:pStyle w:val="a4"/>
-        <w:numPr>
-          <w:ilvl w:val="0"/>
-          <w:numId w:val="5"/>
-        </w:numPr>
-      </w:pPr>
-      <w:r>
-        <w:rPr>
-          <w:rFonts w:eastAsia="Noto Sans KR"/>
-        </w:rPr>
-        <w:t>운전면허를 소지하신 분 (필수는 아니나, 지역 이동 시 도움이 됩니다)</w:t>
+        <w:lastRenderedPageBreak/>
+        <w:t>주요 업무</w:t>
+      </w:r>
+    </w:p>
+    <w:p>
+      <w:pPr>
+        <w:pStyle w:val="a4"/>
+        <w:numPr>
+          <w:ilvl w:val="0"/>
+          <w:numId w:val="3"/>
+        </w:numPr>
+      </w:pPr>
+      <w:r>
+        <w:rPr>
+          <w:rFonts w:eastAsia="Noto Sans KR"/>
+        </w:rPr>
+        <w:t>고객(소비자) 문의·요청·불만 등을 유형별로 정리하고, 정해진 응대 매뉴얼에 따라 1차 안내하기</w:t>
+      </w:r>
+    </w:p>
+    <w:p>
+      <w:pPr>
+        <w:pStyle w:val="a4"/>
+        <w:numPr>
+          <w:ilvl w:val="0"/>
+          <w:numId w:val="3"/>
+        </w:numPr>
+      </w:pPr>
+      <w:r>
+        <w:rPr>
+          <w:rFonts w:eastAsia="Noto Sans KR"/>
+        </w:rPr>
+        <w:t>팀장이 확정한 발송 일정·안내 문구·공지 내용을 소비자에게 전달하고, 추가 문의 사항을 기록하기</w:t>
+      </w:r>
+    </w:p>
+    <w:p>
+      <w:pPr>
+        <w:pStyle w:val="a4"/>
+        <w:numPr>
+          <w:ilvl w:val="0"/>
+          <w:numId w:val="3"/>
+        </w:numPr>
+      </w:pPr>
+      <w:r>
+        <w:rPr>
+          <w:rFonts w:eastAsia="Noto Sans KR"/>
+        </w:rPr>
+        <w:t>외주 인력(포장, 고객응대, 콘텐츠 작성 등)의 진행 상황을 확인·기록하고, 팀장에게 보고하기</w:t>
+      </w:r>
+    </w:p>
+    <w:p>
+      <w:pPr>
+        <w:pStyle w:val="a4"/>
+        <w:numPr>
+          <w:ilvl w:val="0"/>
+          <w:numId w:val="3"/>
+        </w:numPr>
+      </w:pPr>
+      <w:r>
+        <w:rPr>
+          <w:rFonts w:eastAsia="Noto Sans KR"/>
+        </w:rPr>
+        <w:t>문의·클레임·배송 이슈 등의 데이터를 정해진 양식에 따라 기록·정리하고, 팀 내 공유하기</w:t>
+      </w:r>
+    </w:p>
+    <w:p/>
+    <w:p>
+      <w:pPr>
+        <w:spacing w:after="210"/>
+      </w:pPr>
+      <w:r>
+        <w:rPr>
+          <w:rFonts w:eastAsia="Noto Sans KR"/>
+          <w:b/>
+          <w:bCs/>
+        </w:rPr>
+        <w:t xml:space="preserve">업무 예시: </w:t>
+      </w:r>
+      <w:r>
+        <w:rPr>
+          <w:rFonts w:eastAsia="Noto Sans KR"/>
+        </w:rPr>
+        <w:t>"오늘 들어온 문의·요청을 유형별로 정리 → 팀장에게 보고 → 팀장의 안내에 따라 소비자에게 전달"하는 과정을 담당합니다. 초기에는 팀장과 함께 업무를 익히며, 숙련도에 따라 점차 독립적으로 업무 범위를 넓혀갑니다.</w:t>
       </w:r>
     </w:p>
     <w:p>
@@ -534,83 +661,82 @@
           <w:sz w:val="42"/>
           <w:szCs w:val="42"/>
         </w:rPr>
-        <w:t>우리가 중요하게 보는 태도</w:t>
-      </w:r>
-    </w:p>
-    <w:p>
-      <w:pPr>
-        <w:pStyle w:val="a4"/>
-        <w:numPr>
-          <w:ilvl w:val="0"/>
-          <w:numId w:val="6"/>
-        </w:numPr>
-      </w:pPr>
-      <w:r>
-        <w:rPr>
-          <w:rFonts w:eastAsia="Noto Sans KR"/>
-        </w:rPr>
-        <w:t>생산자·소비자·외주 인력을 모두 '함께 일하는 동료'로 보고, 어느 한쪽에 치우치지 않고 공정하게 전달하려는 태도</w:t>
-      </w:r>
-    </w:p>
-    <w:p>
-      <w:pPr>
-        <w:pStyle w:val="a4"/>
-        <w:numPr>
-          <w:ilvl w:val="0"/>
-          <w:numId w:val="6"/>
-        </w:numPr>
-      </w:pPr>
-      <w:r>
-        <w:rPr>
-          <w:rFonts w:eastAsia="Noto Sans KR"/>
-        </w:rPr>
-        <w:lastRenderedPageBreak/>
-        <w:t>문제 상황에서 "누가 잘못했는지"보다 "어떻게 하면 좋을지"를 먼저 생각하는 사람</w:t>
-      </w:r>
-    </w:p>
-    <w:p>
-      <w:pPr>
-        <w:pStyle w:val="a4"/>
-        <w:numPr>
-          <w:ilvl w:val="0"/>
-          <w:numId w:val="6"/>
-        </w:numPr>
-      </w:pPr>
-      <w:r>
-        <w:rPr>
-          <w:rFonts w:eastAsia="Noto Sans KR"/>
-        </w:rPr>
-        <w:t>AI를 '모든 것을 대신해주는 것'이 아니라, 내 일을 더 잘하기 위한 보조 도구로 이해하는 사람</w:t>
-      </w:r>
-    </w:p>
-    <w:p>
-      <w:pPr>
-        <w:pStyle w:val="a4"/>
-        <w:numPr>
-          <w:ilvl w:val="0"/>
-          <w:numId w:val="6"/>
-        </w:numPr>
-      </w:pPr>
-      <w:r>
-        <w:rPr>
-          <w:rFonts w:eastAsia="Noto Sans KR"/>
-        </w:rPr>
-        <w:t>농산물과 농부님의 노고를 가볍게 여기지 않고, 기본적인 존중을 바탕으로 소통하는 사람</w:t>
-      </w:r>
-    </w:p>
-    <w:p>
-      <w:pPr>
-        <w:pStyle w:val="a4"/>
-        <w:numPr>
-          <w:ilvl w:val="0"/>
-          <w:numId w:val="6"/>
-        </w:numPr>
-      </w:pPr>
-      <w:r>
-        <w:rPr>
-          <w:rFonts w:eastAsia="Noto Sans KR"/>
-        </w:rPr>
-        <w:t>비난·욕설 위주의 커뮤니케이션을 지양하고, 차분하게 상황을 풀어갈 수 있는 사람</w:t>
+        <w:t>이런 분을 찾습니다 (지원 자격)</w:t>
+      </w:r>
+    </w:p>
+    <w:p>
+      <w:pPr>
+        <w:pStyle w:val="a4"/>
+        <w:numPr>
+          <w:ilvl w:val="0"/>
+          <w:numId w:val="4"/>
+        </w:numPr>
+      </w:pPr>
+      <w:r>
+        <w:rPr>
+          <w:rFonts w:eastAsia="Noto Sans KR"/>
+        </w:rPr>
+        <w:t>학력: 고등학교 졸업 이상</w:t>
+      </w:r>
+    </w:p>
+    <w:p>
+      <w:pPr>
+        <w:pStyle w:val="a4"/>
+        <w:numPr>
+          <w:ilvl w:val="0"/>
+          <w:numId w:val="4"/>
+        </w:numPr>
+      </w:pPr>
+      <w:r>
+        <w:rPr>
+          <w:rFonts w:eastAsia="Noto Sans KR"/>
+        </w:rPr>
+        <w:t>기본적인 비즈니스 커뮤니케이션(전화, 카카오톡, 이메일, 문서 작성)에 익숙하고, 상황에 맞게 말투와 톤을 조절할 수 있는 분</w:t>
+      </w:r>
+    </w:p>
+    <w:p>
+      <w:pPr>
+        <w:pStyle w:val="a4"/>
+        <w:numPr>
+          <w:ilvl w:val="0"/>
+          <w:numId w:val="4"/>
+        </w:numPr>
+      </w:pPr>
+      <w:r>
+        <w:rPr>
+          <w:rFonts w:eastAsia="Noto Sans KR"/>
+        </w:rPr>
+        <w:t>문제 상황(배송 지연, 품질 이슈 등)에서 감정적으로 대응하기보다, 상황을 차분히 정리하고 팀장에게 보고하려는 태도를 가진 분 (알바·동아리·프로젝트 경험 포함)</w:t>
+      </w:r>
+    </w:p>
+    <w:p>
+      <w:pPr>
+        <w:pStyle w:val="a4"/>
+        <w:numPr>
+          <w:ilvl w:val="0"/>
+          <w:numId w:val="4"/>
+        </w:numPr>
+      </w:pPr>
+      <w:r>
+        <w:rPr>
+          <w:rFonts w:eastAsia="Noto Sans KR"/>
+        </w:rPr>
+        <w:t>Notion, Google Docs, Excel 등 협업/정리 도구 중 하나 이상을 사용해본 경험이 있는 분 (능숙하지 않아도 괜찮습니다)</w:t>
+      </w:r>
+    </w:p>
+    <w:p>
+      <w:pPr>
+        <w:pStyle w:val="a4"/>
+        <w:numPr>
+          <w:ilvl w:val="0"/>
+          <w:numId w:val="4"/>
+        </w:numPr>
+      </w:pPr>
+      <w:r>
+        <w:rPr>
+          <w:rFonts w:eastAsia="Noto Sans KR"/>
+        </w:rPr>
+        <w:t>자기소개서에 협업 경험(팀 프로젝트, 동아리, 아르바이트 등)과 AI 사용 경험(문서 작성, 정보 검색, 아이디어 발굴 등)을 작성할 수 있는 분</w:t>
       </w:r>
     </w:p>
     <w:p>
@@ -625,224 +751,67 @@
           <w:sz w:val="42"/>
           <w:szCs w:val="42"/>
         </w:rPr>
-        <w:t>복리후생</w:t>
-      </w:r>
-    </w:p>
-    <w:p>
-      <w:pPr>
-        <w:spacing w:after="210"/>
-      </w:pPr>
-      <w:r>
-        <w:rPr>
-          <w:rFonts w:eastAsia="Noto Sans KR"/>
-          <w:b/>
-          <w:bCs/>
-        </w:rPr>
-        <w:t>기념일 배려</w:t>
-      </w:r>
-    </w:p>
-    <w:p>
-      <w:pPr>
-        <w:pStyle w:val="a4"/>
-        <w:numPr>
-          <w:ilvl w:val="0"/>
-          <w:numId w:val="8"/>
-        </w:numPr>
-      </w:pPr>
-      <w:r>
-        <w:rPr>
-          <w:rFonts w:eastAsia="Noto Sans KR"/>
-        </w:rPr>
-        <w:t>생일, 결혼기념일은 연차 차감 없이 휴무</w:t>
-      </w:r>
-    </w:p>
-    <w:p>
-      <w:pPr>
-        <w:spacing w:after="210"/>
-      </w:pPr>
-      <w:r>
-        <w:rPr>
-          <w:rFonts w:eastAsia="Noto Sans KR"/>
-          <w:b/>
-          <w:bCs/>
-        </w:rPr>
-        <w:t>휴가 제도</w:t>
-      </w:r>
-    </w:p>
-    <w:p>
-      <w:pPr>
-        <w:pStyle w:val="a4"/>
-        <w:numPr>
-          <w:ilvl w:val="0"/>
-          <w:numId w:val="9"/>
-        </w:numPr>
-      </w:pPr>
-      <w:r>
-        <w:rPr>
-          <w:rFonts w:eastAsia="Noto Sans KR"/>
-        </w:rPr>
-        <w:t>출산휴가, 육아휴직 지원</w:t>
-      </w:r>
-    </w:p>
-    <w:p>
-      <w:pPr>
-        <w:spacing w:after="210"/>
-      </w:pPr>
-      <w:r>
-        <w:rPr>
-          <w:rFonts w:eastAsia="Noto Sans KR"/>
-          <w:b/>
-          <w:bCs/>
-        </w:rPr>
-        <w:t>근무 지원</w:t>
-      </w:r>
-    </w:p>
-    <w:p>
-      <w:pPr>
-        <w:pStyle w:val="a4"/>
-        <w:numPr>
-          <w:ilvl w:val="0"/>
-          <w:numId w:val="10"/>
-        </w:numPr>
-      </w:pPr>
-      <w:r>
-        <w:rPr>
-          <w:rFonts w:eastAsia="Noto Sans KR"/>
-        </w:rPr>
-        <w:t>면접비 지급</w:t>
-      </w:r>
-    </w:p>
-    <w:p>
-      <w:pPr>
-        <w:pStyle w:val="a4"/>
-        <w:numPr>
-          <w:ilvl w:val="0"/>
-          <w:numId w:val="10"/>
-        </w:numPr>
-      </w:pPr>
-      <w:r>
-        <w:rPr>
-          <w:rFonts w:eastAsia="Noto Sans KR"/>
-        </w:rPr>
-        <w:t>웰컴키트 제공</w:t>
-      </w:r>
-    </w:p>
-    <w:p>
-      <w:pPr>
-        <w:pStyle w:val="a4"/>
-        <w:numPr>
-          <w:ilvl w:val="0"/>
-          <w:numId w:val="10"/>
-        </w:numPr>
-      </w:pPr>
-      <w:r>
-        <w:rPr>
-          <w:rFonts w:eastAsia="Noto Sans KR"/>
-        </w:rPr>
-        <w:t>초과근무 시 대체휴무</w:t>
-      </w:r>
-    </w:p>
-    <w:p>
-      <w:pPr>
-        <w:pStyle w:val="a4"/>
-        <w:numPr>
-          <w:ilvl w:val="0"/>
-          <w:numId w:val="10"/>
-        </w:numPr>
-      </w:pPr>
-      <w:r>
-        <w:rPr>
-          <w:rFonts w:eastAsia="Noto Sans KR"/>
-        </w:rPr>
-        <w:t>대중교통 종료 시 택시비 지원</w:t>
-      </w:r>
-    </w:p>
-    <w:p>
-      <w:pPr>
-        <w:spacing w:after="210"/>
-      </w:pPr>
-      <w:r>
-        <w:rPr>
-          <w:rFonts w:eastAsia="Noto Sans KR"/>
-          <w:b/>
-          <w:bCs/>
-        </w:rPr>
-        <w:t>비용 지원</w:t>
-      </w:r>
-    </w:p>
-    <w:p>
-      <w:pPr>
-        <w:pStyle w:val="a4"/>
-        <w:numPr>
-          <w:ilvl w:val="0"/>
-          <w:numId w:val="11"/>
-        </w:numPr>
-      </w:pPr>
-      <w:r>
-        <w:rPr>
-          <w:rFonts w:eastAsia="Noto Sans KR"/>
-        </w:rPr>
-        <w:t>자차 출장 시 유류비 지원</w:t>
-      </w:r>
-    </w:p>
-    <w:p>
-      <w:pPr>
-        <w:pStyle w:val="a4"/>
-        <w:numPr>
-          <w:ilvl w:val="0"/>
-          <w:numId w:val="11"/>
-        </w:numPr>
-      </w:pPr>
-      <w:r>
-        <w:rPr>
-          <w:rFonts w:eastAsia="Noto Sans KR"/>
-        </w:rPr>
-        <w:t>통신비 지원</w:t>
-      </w:r>
-    </w:p>
-    <w:p>
-      <w:pPr>
-        <w:pStyle w:val="a4"/>
-        <w:numPr>
-          <w:ilvl w:val="0"/>
-          <w:numId w:val="11"/>
-        </w:numPr>
-      </w:pPr>
-      <w:r>
-        <w:rPr>
-          <w:rFonts w:eastAsia="Noto Sans KR"/>
-        </w:rPr>
-        <w:t>교육비 지원</w:t>
-      </w:r>
-    </w:p>
-    <w:p>
-      <w:pPr>
-        <w:pStyle w:val="a4"/>
-        <w:numPr>
-          <w:ilvl w:val="0"/>
-          <w:numId w:val="11"/>
-        </w:numPr>
-      </w:pPr>
-      <w:r>
-        <w:rPr>
-          <w:rFonts w:eastAsia="Noto Sans KR"/>
-        </w:rPr>
-        <w:t>자격증 취득비 지원</w:t>
-      </w:r>
-    </w:p>
-    <w:p>
-      <w:pPr>
-        <w:pStyle w:val="a4"/>
-        <w:numPr>
-          <w:ilvl w:val="0"/>
-          <w:numId w:val="11"/>
-        </w:numPr>
-      </w:pPr>
-      <w:r>
-        <w:rPr>
-          <w:rFonts w:eastAsia="Noto Sans KR"/>
-        </w:rPr>
-        <w:t>도서구입비 지원</w:t>
+        <w:t>이런 경험이 있다면 더 좋아요 (우대사항)</w:t>
+      </w:r>
+    </w:p>
+    <w:p>
+      <w:pPr>
+        <w:pStyle w:val="a4"/>
+        <w:numPr>
+          <w:ilvl w:val="0"/>
+          <w:numId w:val="5"/>
+        </w:numPr>
+      </w:pPr>
+      <w:r>
+        <w:rPr>
+          <w:rFonts w:eastAsia="Noto Sans KR"/>
+        </w:rPr>
+        <w:t>카페, 편의점, 쇼핑몰 CS, 학원·병원·매장 등에서 고객 응대 경험이 있는 분 (기간 무관)</w:t>
+      </w:r>
+    </w:p>
+    <w:p>
+      <w:pPr>
+        <w:pStyle w:val="a4"/>
+        <w:numPr>
+          <w:ilvl w:val="0"/>
+          <w:numId w:val="5"/>
+        </w:numPr>
+      </w:pPr>
+      <w:r>
+        <w:rPr>
+          <w:rFonts w:eastAsia="Noto Sans KR"/>
+        </w:rPr>
+        <w:t>농산물, 식품, 로컬 브랜드, 직거래 플랫폼 등 관련 분야에 관심이 높은 분</w:t>
+      </w:r>
+    </w:p>
+    <w:p>
+      <w:pPr>
+        <w:pStyle w:val="a4"/>
+        <w:numPr>
+          <w:ilvl w:val="0"/>
+          <w:numId w:val="5"/>
+        </w:numPr>
+      </w:pPr>
+      <w:r>
+        <w:rPr>
+          <w:rFonts w:eastAsia="Noto Sans KR"/>
+        </w:rPr>
+        <w:t>Claude, GPT, Gemini 등 AI 툴을 활용해 메일/채팅 초안 작성, 내용 정리, 공지문 작성 등을 해본 분 (회사 유료 GPT 계정 함께 사용 가능)</w:t>
+      </w:r>
+    </w:p>
+    <w:p>
+      <w:pPr>
+        <w:pStyle w:val="a4"/>
+        <w:numPr>
+          <w:ilvl w:val="0"/>
+          <w:numId w:val="5"/>
+        </w:numPr>
+      </w:pPr>
+      <w:r>
+        <w:rPr>
+          <w:rFonts w:eastAsia="Noto Sans KR"/>
+        </w:rPr>
+        <w:t>운전면허를 소지하신 분 (필수는 아니나, 지역 이동 시 도움이 됩니다)</w:t>
       </w:r>
     </w:p>
     <w:p>
@@ -857,52 +826,83 @@
           <w:sz w:val="42"/>
           <w:szCs w:val="42"/>
         </w:rPr>
-        <w:t>신입사원 교육 지원</w:t>
-      </w:r>
-    </w:p>
-    <w:p>
-      <w:pPr>
-        <w:pStyle w:val="a4"/>
-        <w:numPr>
-          <w:ilvl w:val="0"/>
-          <w:numId w:val="12"/>
-        </w:numPr>
-      </w:pPr>
-      <w:r>
-        <w:rPr>
-          <w:rFonts w:eastAsia="Noto Sans KR"/>
-        </w:rPr>
-        <w:t>입사 첫 주 집중 OJT (업무 매뉴얼, 응대 가이드, 사용 툴 교육)</w:t>
-      </w:r>
-    </w:p>
-    <w:p>
-      <w:pPr>
-        <w:pStyle w:val="a4"/>
-        <w:numPr>
-          <w:ilvl w:val="0"/>
-          <w:numId w:val="12"/>
-        </w:numPr>
-      </w:pPr>
-      <w:r>
-        <w:rPr>
-          <w:rFonts w:eastAsia="Noto Sans KR"/>
-        </w:rPr>
-        <w:t>팀장과 1:1 정기 피드백 (2주 1회)</w:t>
-      </w:r>
-    </w:p>
-    <w:p>
-      <w:pPr>
-        <w:pStyle w:val="a4"/>
-        <w:numPr>
-          <w:ilvl w:val="0"/>
-          <w:numId w:val="12"/>
-        </w:numPr>
-      </w:pPr>
-      <w:r>
-        <w:rPr>
-          <w:rFonts w:eastAsia="Noto Sans KR"/>
-        </w:rPr>
-        <w:t>AI 활용 교육 지원 (Claude, GPT 등 실무 활용법)</w:t>
+        <w:t>우리가 중요하게 보는 태도</w:t>
+      </w:r>
+    </w:p>
+    <w:p>
+      <w:pPr>
+        <w:pStyle w:val="a4"/>
+        <w:numPr>
+          <w:ilvl w:val="0"/>
+          <w:numId w:val="6"/>
+        </w:numPr>
+      </w:pPr>
+      <w:r>
+        <w:rPr>
+          <w:rFonts w:eastAsia="Noto Sans KR"/>
+        </w:rPr>
+        <w:t>생산자·소비자·외주 인력을 모두 '함께 일하는 동료'로 보고, 어느 한쪽에 치우치지 않고 공정하게 전달하려는 태도</w:t>
+      </w:r>
+    </w:p>
+    <w:p>
+      <w:pPr>
+        <w:pStyle w:val="a4"/>
+        <w:numPr>
+          <w:ilvl w:val="0"/>
+          <w:numId w:val="6"/>
+        </w:numPr>
+      </w:pPr>
+      <w:r>
+        <w:rPr>
+          <w:rFonts w:eastAsia="Noto Sans KR"/>
+        </w:rPr>
+        <w:lastRenderedPageBreak/>
+        <w:t>문제 상황에서 "누가 잘못했는지"보다 "어떻게 하면 좋을지"를 먼저 생각하는 사람</w:t>
+      </w:r>
+    </w:p>
+    <w:p>
+      <w:pPr>
+        <w:pStyle w:val="a4"/>
+        <w:numPr>
+          <w:ilvl w:val="0"/>
+          <w:numId w:val="6"/>
+        </w:numPr>
+      </w:pPr>
+      <w:r>
+        <w:rPr>
+          <w:rFonts w:eastAsia="Noto Sans KR"/>
+        </w:rPr>
+        <w:t>AI를 '모든 것을 대신해주는 것'이 아니라, 내 일을 더 잘하기 위한 보조 도구로 이해하는 사람</w:t>
+      </w:r>
+    </w:p>
+    <w:p>
+      <w:pPr>
+        <w:pStyle w:val="a4"/>
+        <w:numPr>
+          <w:ilvl w:val="0"/>
+          <w:numId w:val="6"/>
+        </w:numPr>
+      </w:pPr>
+      <w:r>
+        <w:rPr>
+          <w:rFonts w:eastAsia="Noto Sans KR"/>
+        </w:rPr>
+        <w:t>농산물과 농부님의 노고를 가볍게 여기지 않고, 기본적인 존중을 바탕으로 소통하는 사람</w:t>
+      </w:r>
+    </w:p>
+    <w:p>
+      <w:pPr>
+        <w:pStyle w:val="a4"/>
+        <w:numPr>
+          <w:ilvl w:val="0"/>
+          <w:numId w:val="6"/>
+        </w:numPr>
+      </w:pPr>
+      <w:r>
+        <w:rPr>
+          <w:rFonts w:eastAsia="Noto Sans KR"/>
+        </w:rPr>
+        <w:t>비난·욕설 위주의 커뮤니케이션을 지양하고, 차분하게 상황을 풀어갈 수 있는 사람</w:t>
       </w:r>
     </w:p>
     <w:p>
